--- a/downloads/student/ai-2-week-29.docx
+++ b/downloads/student/ai-2-week-29.docx
@@ -1786,6 +1786,16 @@
     <w:p>
       <w:r>
         <w:t>Source support is relative to supplied records; those records can themselves be incomplete, outdated or incorrect.</w:t>
+      </w:r>
+    </w:p>
+    <w:p>
+      <w:r>
+        <w:t>Read the labelled picture: Why is the original answer not fully supported despite having citations on every claim?</w:t>
+      </w:r>
+    </w:p>
+    <w:p>
+      <w:r>
+        <w:t>Change one thing: Change the third claim to “the record does not assess suitability”. Predict the result before checking the explanation. What remains the same?</w:t>
       </w:r>
     </w:p>
     <w:p>
@@ -3831,6 +3841,187 @@
     <w:p>
       <w:r>
         <w:t>Attempt the independent case before hints. Record whether you worked alone, used a hint or followed a model. After feedback, fix the first unsupported step and explain why it changed. A later check uses a changed case, not a copied answer.</w:t>
+      </w:r>
+    </w:p>
+    <w:p>
+      <w:pPr>
+        <w:pStyle w:val="Heading1"/>
+      </w:pPr>
+      <w:r>
+        <w:t>15. Your lesson route</w:t>
+      </w:r>
+    </w:p>
+    <w:p>
+      <w:r>
+        <w:t>Start with this question: A fictional catalogue answer contains three factual statements and cites existing records.</w:t>
+      </w:r>
+    </w:p>
+    <w:tbl>
+      <w:tblPr>
+        <w:tblStyle w:val="LightShading-Accent1"/>
+        <w:tblW w:type="auto" w:w="0"/>
+        <w:tblLook w:firstColumn="1" w:firstRow="1" w:lastColumn="0" w:lastRow="0" w:noHBand="0" w:noVBand="1" w:val="04A0"/>
+      </w:tblPr>
+      <w:tblGrid>
+        <w:gridCol w:w="5112"/>
+        <w:gridCol w:w="5112"/>
+      </w:tblGrid>
+      <w:tr>
+        <w:trPr>
+          <w:tblHeader/>
+        </w:trPr>
+        <w:tc>
+          <w:tcPr>
+            <w:tcW w:type="dxa" w:w="5112"/>
+          </w:tcPr>
+          <w:p>
+            <w:r>
+              <w:t>By the end, I can</w:t>
+            </w:r>
+          </w:p>
+        </w:tc>
+        <w:tc>
+          <w:tcPr>
+            <w:tcW w:type="dxa" w:w="5112"/>
+          </w:tcPr>
+          <w:p>
+            <w:r>
+              <w:t>How I will show it</w:t>
+            </w:r>
+          </w:p>
+        </w:tc>
+      </w:tr>
+      <w:tr>
+        <w:tc>
+          <w:tcPr>
+            <w:tcW w:type="dxa" w:w="5112"/>
+          </w:tcPr>
+          <w:p>
+            <w:r>
+              <w:t>Explain the mechanism and terminology of claim support and citation evaluation</w:t>
+            </w:r>
+          </w:p>
+        </w:tc>
+        <w:tc>
+          <w:tcPr>
+            <w:tcW w:type="dxa" w:w="5112"/>
+          </w:tcPr>
+          <w:p>
+            <w:r>
+              <w:t>Explain the deciding step, show a trace or test, and state one limit.</w:t>
+            </w:r>
+          </w:p>
+        </w:tc>
+      </w:tr>
+      <w:tr>
+        <w:tc>
+          <w:tcPr>
+            <w:tcW w:type="dxa" w:w="5112"/>
+          </w:tcPr>
+          <w:p>
+            <w:r>
+              <w:t>Apply the stated procedure to a new case with a traceable result</w:t>
+            </w:r>
+          </w:p>
+        </w:tc>
+        <w:tc>
+          <w:tcPr>
+            <w:tcW w:type="dxa" w:w="5112"/>
+          </w:tcPr>
+          <w:p>
+            <w:r>
+              <w:t>Explain the deciding step, show a trace or test, and state one limit.</w:t>
+            </w:r>
+          </w:p>
+        </w:tc>
+      </w:tr>
+      <w:tr>
+        <w:tc>
+          <w:tcPr>
+            <w:tcW w:type="dxa" w:w="5112"/>
+          </w:tcPr>
+          <w:p>
+            <w:r>
+              <w:t>Identify an assumption or limitation and design a revealing follow-up</w:t>
+            </w:r>
+          </w:p>
+        </w:tc>
+        <w:tc>
+          <w:tcPr>
+            <w:tcW w:type="dxa" w:w="5112"/>
+          </w:tcPr>
+          <w:p>
+            <w:r>
+              <w:t>Explain the deciding step, show a trace or test, and state one limit.</w:t>
+            </w:r>
+          </w:p>
+        </w:tc>
+      </w:tr>
+    </w:tbl>
+    <w:p>
+      <w:r>
+        <w:t>Remember → watch and explain → try with help → investigate → try independently → keep project evidence. Your teacher may spread this lesson across several classes.</w:t>
+      </w:r>
+    </w:p>
+    <w:p>
+      <w:r>
+        <w:t>Keep your first prediction. Compare it with what the evidence shows and explain any change.</w:t>
+      </w:r>
+    </w:p>
+    <w:p>
+      <w:pPr>
+        <w:pStyle w:val="Heading1"/>
+      </w:pPr>
+      <w:r>
+        <w:t>16. Finish and return</w:t>
+      </w:r>
+    </w:p>
+    <w:p>
+      <w:r>
+        <w:t>Close your notes. Explain this goal in your own words: Explain the mechanism and terminology of claim support and citation evaluation</w:t>
+      </w:r>
+    </w:p>
+    <w:p>
+      <w:pPr>
+        <w:pStyle w:val="Heading3"/>
+      </w:pPr>
+      <w:r>
+        <w:t>My deciding step, evidence and one remaining question</w:t>
+      </w:r>
+    </w:p>
+    <w:p>
+      <w:r>
+        <w:t>________________________________________________________________</w:t>
+      </w:r>
+    </w:p>
+    <w:p>
+      <w:r>
+        <w:t>________________________________________________________________</w:t>
+      </w:r>
+    </w:p>
+    <w:p>
+      <w:r>
+        <w:t>________________________________________________________________</w:t>
+      </w:r>
+    </w:p>
+    <w:p>
+      <w:r>
+        <w:t>________________________________________________________________</w:t>
+      </w:r>
+    </w:p>
+    <w:p>
+      <w:r>
+        <w:t>________________________________________________________________</w:t>
+      </w:r>
+    </w:p>
+    <w:p>
+      <w:r>
+        <w:t>If you are unsure, return to the worked picture and explain one arrow. If you are ready, change an input or assumption and justify your prediction.</w:t>
+      </w:r>
+    </w:p>
+    <w:p>
+      <w:r>
+        <w:t>Save your workbook evidence. At the next review, try a different case before opening your old answer.</w:t>
       </w:r>
     </w:p>
     <w:sectPr>

--- a/downloads/student/ai-2-week-29.docx
+++ b/downloads/student/ai-2-week-29.docx
@@ -4022,6 +4022,207 @@
     <w:p>
       <w:r>
         <w:t>Save your workbook evidence. At the next review, try a different case before opening your old answer.</w:t>
+      </w:r>
+    </w:p>
+    <w:p>
+      <w:pPr>
+        <w:pStyle w:val="Heading1"/>
+      </w:pPr>
+      <w:r>
+        <w:t>17. Supported practice, repair and portfolio</w:t>
+      </w:r>
+    </w:p>
+    <w:p>
+      <w:r>
+        <w:t>Use this supported practice once, in the browser or on paper. Keep the reserved independent assessment for a separate first attempt before teacher feedback.</w:t>
+      </w:r>
+    </w:p>
+    <w:p>
+      <w:r>
+        <w:t>A fictional catalogue answer contains three factual statements and cites existing records.</w:t>
+      </w:r>
+    </w:p>
+    <w:p>
+      <w:pPr>
+        <w:pStyle w:val="Heading3"/>
+      </w:pPr>
+      <w:r>
+        <w:t>Practice 1: explain the deciding evidence</w:t>
+      </w:r>
+    </w:p>
+    <w:p>
+      <w:r>
+        <w:t>Which labelled step matches this detail? Citation presence 3/3; link validity 3/3; supported claims 2/3.</w:t>
+      </w:r>
+    </w:p>
+    <w:p>
+      <w:r>
+        <w:t>1. Check exact source support</w:t>
+      </w:r>
+    </w:p>
+    <w:p>
+      <w:r>
+        <w:t>2. Check links</w:t>
+      </w:r>
+    </w:p>
+    <w:p>
+      <w:r>
+        <w:t>3. Report separately</w:t>
+      </w:r>
+    </w:p>
+    <w:p>
+      <w:r>
+        <w:t>4. Break into claims</w:t>
+      </w:r>
+    </w:p>
+    <w:p>
+      <w:pPr>
+        <w:pStyle w:val="Heading3"/>
+      </w:pPr>
+      <w:r>
+        <w:t>My selected conclusion, deciding fact and explanation</w:t>
+      </w:r>
+    </w:p>
+    <w:p>
+      <w:r>
+        <w:t>________________________________________________________________</w:t>
+      </w:r>
+    </w:p>
+    <w:p>
+      <w:r>
+        <w:t>________________________________________________________________</w:t>
+      </w:r>
+    </w:p>
+    <w:p>
+      <w:r>
+        <w:t>________________________________________________________________</w:t>
+      </w:r>
+    </w:p>
+    <w:p>
+      <w:r>
+        <w:t>________________________________________________________________</w:t>
+      </w:r>
+    </w:p>
+    <w:p>
+      <w:r>
+        <w:t>________________________________________________________________</w:t>
+      </w:r>
+    </w:p>
+    <w:p>
+      <w:r>
+        <w:t>Hint if needed: Read the steps in the pictorial case. Match the supplied detail to the stage that performs or records it.</w:t>
+      </w:r>
+    </w:p>
+    <w:p>
+      <w:r>
+        <w:t>After your attempt, compare with the supported explanation: Report separately Citation presence 3/3; link validity 3/3; supported claims 2/3. An existing citation is not automatically evidence for every nearby sentence. Read the cited passage and compare its exact scope with the claim. The universal suitability statement extends beyond what R says. Remove or qualify unsupported content; adding more copies of the same link does not create the missing evidence.</w:t>
+      </w:r>
+    </w:p>
+    <w:p>
+      <w:pPr>
+        <w:pStyle w:val="Heading3"/>
+      </w:pPr>
+      <w:r>
+        <w:t>Practice 2: explain the deciding evidence</w:t>
+      </w:r>
+    </w:p>
+    <w:p>
+      <w:r>
+        <w:t>Changed-case practice: Change the third claim to “the record does not assess suitability”. Which conclusion is supported by the supplied facts?</w:t>
+      </w:r>
+    </w:p>
+    <w:p>
+      <w:r>
+        <w:t>1. That statement accurately describes the supplied record’s limits.</w:t>
+      </w:r>
+    </w:p>
+    <w:p>
+      <w:r>
+        <w:t>2. This one example guarantees correct results for every future input.</w:t>
+      </w:r>
+    </w:p>
+    <w:p>
+      <w:r>
+        <w:t>3. We can decide the result without examining the changed input or the procedure.</w:t>
+      </w:r>
+    </w:p>
+    <w:p>
+      <w:pPr>
+        <w:pStyle w:val="Heading3"/>
+      </w:pPr>
+      <w:r>
+        <w:t>My selected conclusion, deciding fact and explanation</w:t>
+      </w:r>
+    </w:p>
+    <w:p>
+      <w:r>
+        <w:t>________________________________________________________________</w:t>
+      </w:r>
+    </w:p>
+    <w:p>
+      <w:r>
+        <w:t>________________________________________________________________</w:t>
+      </w:r>
+    </w:p>
+    <w:p>
+      <w:r>
+        <w:t>________________________________________________________________</w:t>
+      </w:r>
+    </w:p>
+    <w:p>
+      <w:r>
+        <w:t>________________________________________________________________</w:t>
+      </w:r>
+    </w:p>
+    <w:p>
+      <w:r>
+        <w:t>________________________________________________________________</w:t>
+      </w:r>
+    </w:p>
+    <w:p>
+      <w:r>
+        <w:t>Hint if needed: Use the changed condition and the deciding step in the pictorial trace. The answer must say what follows from those facts.</w:t>
+      </w:r>
+    </w:p>
+    <w:p>
+      <w:r>
+        <w:t>After your attempt, compare with the supported explanation: That statement accurately describes the supplied record’s limits. R gives pages and shelf only; it contains no suitability assessment.</w:t>
+      </w:r>
+    </w:p>
+    <w:p>
+      <w:pPr>
+        <w:pStyle w:val="Heading3"/>
+      </w:pPr>
+      <w:r>
+        <w:t>Repair a missing building block</w:t>
+      </w:r>
+    </w:p>
+    <w:p>
+      <w:r>
+        <w:t>Review Prompt Experiments (ai-2/28). Goal: Explain the mechanism and terminology of controlled prompt experiments. Short practice: Name the case P passes and Q fails, and explain why it matters.. Return to this week and explain what you changed.</w:t>
+      </w:r>
+    </w:p>
+    <w:p>
+      <w:r>
+        <w:t>Review Image and Voice Pipelines (ai-2/26). Goal: Explain the mechanism and terminology of speech pipelines and multimodal evidence. Short practice: Which stage first fails, and why should the faulty transcript not be silently overwritten?. Return to this week and explain what you changed.</w:t>
+      </w:r>
+    </w:p>
+    <w:p>
+      <w:r>
+        <w:t>Review Recommendation Scores (ai-2/23). Goal: Compute a weighted score. Short practice: Why does B not become the winner when its score is largest?. Return to this week and explain what you changed.</w:t>
+      </w:r>
+    </w:p>
+    <w:p>
+      <w:pPr>
+        <w:pStyle w:val="Heading3"/>
+      </w:pPr>
+      <w:r>
+        <w:t>Keep your completed work</w:t>
+      </w:r>
+    </w:p>
+    <w:p>
+      <w:r>
+        <w:t>Use Download completed work in the hosted lesson to export your answers, reflections, practice feedback and code-run evidence. Open the HTML copy to read or print it. Drafts stay in this browser when storage is available; clear drafts on a shared device.</w:t>
       </w:r>
     </w:p>
     <w:sectPr>

--- a/downloads/student/ai-2-week-29.docx
+++ b/downloads/student/ai-2-week-29.docx
@@ -42,6 +42,11 @@
       </w:r>
     </w:p>
     <w:p>
+      <w:r>
+        <w:t>Start with the target: Explain the mechanism and terminology of claim support and citation evaluation. Try the recall before opening notes.</w:t>
+      </w:r>
+    </w:p>
+    <w:p>
       <w:pPr>
         <w:pStyle w:val="Heading3"/>
       </w:pPr>
@@ -50,17 +55,59 @@
       </w:r>
     </w:p>
     <w:p>
-      <w:r>
-        <w:t>I can explain the mechanism and terminology of claim support and citation evaluation.</w:t>
-      </w:r>
-    </w:p>
-    <w:p>
-      <w:r>
+      <w:pPr>
+        <w:spacing w:line="336" w:lineRule="auto" w:after="180"/>
+      </w:pPr>
+      <w:r>
+        <w:rPr>
+          <w:b w:val="0"/>
+        </w:rPr>
+        <w:t xml:space="preserve">I can explain the </w:t>
+      </w:r>
+      <w:r>
+        <w:rPr>
+          <w:b/>
+        </w:rPr>
+        <w:t>mechanism</w:t>
+      </w:r>
+      <w:r>
+        <w:rPr>
+          <w:b w:val="0"/>
+        </w:rPr>
+        <w:t xml:space="preserve"> and terminology of </w:t>
+      </w:r>
+      <w:r>
+        <w:rPr>
+          <w:b/>
+        </w:rPr>
+        <w:t>claim</w:t>
+      </w:r>
+      <w:r>
+        <w:rPr>
+          <w:b w:val="0"/>
+        </w:rPr>
+        <w:t xml:space="preserve"> support and citation evaluation.</w:t>
+      </w:r>
+    </w:p>
+    <w:p>
+      <w:pPr>
+        <w:spacing w:line="336" w:lineRule="auto" w:after="180"/>
+      </w:pPr>
+      <w:r>
+        <w:rPr>
+          <w:b w:val="0"/>
+        </w:rPr>
         <w:t>I can apply the stated procedure to a new case with a traceable result.</w:t>
       </w:r>
     </w:p>
     <w:p>
-      <w:r>
+      <w:pPr>
+        <w:spacing w:line="336" w:lineRule="auto" w:after="180"/>
+      </w:pPr>
+      <w:r>
+        <w:rPr>
+          <w:b w:val="0"/>
+        </w:rPr>
         <w:t>I can identify an assumption or limitation and design a revealing follow-up.</w:t>
       </w:r>
     </w:p>
@@ -73,38 +120,146 @@
       </w:r>
     </w:p>
     <w:p>
-      <w:r>
+      <w:pPr>
+        <w:spacing w:line="336" w:lineRule="auto" w:after="180"/>
+      </w:pPr>
+      <w:r>
+        <w:rPr>
+          <w:b w:val="0"/>
+        </w:rPr>
         <w:t>Close your notes first. A rough first answer helps us choose the right starting point; it is not a score for your ability.</w:t>
       </w:r>
     </w:p>
     <w:p>
-      <w:r>
+      <w:pPr>
+        <w:spacing w:line="336" w:lineRule="auto" w:after="180"/>
+      </w:pPr>
+      <w:r>
+        <w:rPr>
+          <w:b w:val="0"/>
+        </w:rPr>
         <w:t>Without opening the old lesson, explain one key idea from Prompt Experiments. Give an example and a mistake that the idea helps you avoid.</w:t>
       </w:r>
     </w:p>
     <w:p>
-      <w:r>
+      <w:pPr>
+        <w:spacing w:line="336" w:lineRule="auto" w:after="180"/>
+      </w:pPr>
+      <w:r>
+        <w:rPr>
+          <w:b w:val="0"/>
+        </w:rPr>
         <w:t>Without opening the old lesson, explain one key idea from Image and Voice Pipelines. Give an example and a mistake that the idea helps you avoid.</w:t>
       </w:r>
     </w:p>
     <w:p>
-      <w:r>
+      <w:pPr>
+        <w:spacing w:line="336" w:lineRule="auto" w:after="180"/>
+      </w:pPr>
+      <w:r>
+        <w:rPr>
+          <w:b w:val="0"/>
+        </w:rPr>
         <w:t>Without opening the old lesson, explain one key idea from Recommendation Scores. Give an example and a mistake that the idea helps you avoid.</w:t>
       </w:r>
     </w:p>
     <w:p>
-      <w:r>
-        <w:t>After trying, check the relevant lesson or ask your teacher. Change the part of your explanation that the evidence shows was wrong.</w:t>
-      </w:r>
-    </w:p>
-    <w:p>
-      <w:r>
-        <w:t>Week 29: Evidence and Sources</w:t>
-      </w:r>
-    </w:p>
-    <w:p>
-      <w:r>
-        <w:t>Claims require sources matched to the question and checked independently.</w:t>
+      <w:pPr>
+        <w:spacing w:line="336" w:lineRule="auto" w:after="180"/>
+      </w:pPr>
+      <w:r>
+        <w:rPr>
+          <w:b w:val="0"/>
+        </w:rPr>
+        <w:t xml:space="preserve">After trying, check the relevant lesson or ask your teacher. Change the part of your explanation that the </w:t>
+      </w:r>
+      <w:r>
+        <w:rPr>
+          <w:b/>
+        </w:rPr>
+        <w:t>evidence</w:t>
+      </w:r>
+      <w:r>
+        <w:rPr>
+          <w:b w:val="0"/>
+        </w:rPr>
+        <w:t xml:space="preserve"> shows was wrong.</w:t>
+      </w:r>
+    </w:p>
+    <w:p>
+      <w:pPr>
+        <w:spacing w:line="336" w:lineRule="auto" w:after="180"/>
+      </w:pPr>
+      <w:r>
+        <w:rPr>
+          <w:b w:val="0"/>
+        </w:rPr>
+        <w:t xml:space="preserve">Week 29: </w:t>
+      </w:r>
+      <w:r>
+        <w:rPr>
+          <w:b/>
+        </w:rPr>
+        <w:t>Evidence</w:t>
+      </w:r>
+      <w:r>
+        <w:rPr>
+          <w:b w:val="0"/>
+        </w:rPr>
+        <w:t xml:space="preserve"> and </w:t>
+      </w:r>
+      <w:r>
+        <w:rPr>
+          <w:b/>
+        </w:rPr>
+        <w:t>Source</w:t>
+      </w:r>
+      <w:r>
+        <w:rPr>
+          <w:b w:val="0"/>
+        </w:rPr>
+        <w:t>s</w:t>
+      </w:r>
+    </w:p>
+    <w:p>
+      <w:pPr>
+        <w:spacing w:line="336" w:lineRule="auto" w:after="180"/>
+      </w:pPr>
+      <w:r>
+        <w:rPr>
+          <w:b/>
+        </w:rPr>
+        <w:t>Claim</w:t>
+      </w:r>
+      <w:r>
+        <w:rPr>
+          <w:b w:val="0"/>
+        </w:rPr>
+        <w:t xml:space="preserve">s require </w:t>
+      </w:r>
+      <w:r>
+        <w:rPr>
+          <w:b/>
+        </w:rPr>
+        <w:t>source</w:t>
+      </w:r>
+      <w:r>
+        <w:rPr>
+          <w:b w:val="0"/>
+        </w:rPr>
+        <w:t xml:space="preserve">s matched to the question and checked </w:t>
+      </w:r>
+      <w:r>
+        <w:rPr>
+          <w:b/>
+        </w:rPr>
+        <w:t>independent</w:t>
+      </w:r>
+      <w:r>
+        <w:rPr>
+          <w:b w:val="0"/>
+        </w:rPr>
+        <w:t>ly.</w:t>
       </w:r>
     </w:p>
     <w:p>
@@ -144,17 +299,47 @@
       </w:r>
     </w:p>
     <w:p>
-      <w:r>
+      <w:pPr>
+        <w:spacing w:line="336" w:lineRule="auto" w:after="180"/>
+      </w:pPr>
+      <w:r>
+        <w:rPr>
+          <w:b/>
+        </w:rPr>
         <w:t>THINKER MISSION</w:t>
       </w:r>
     </w:p>
     <w:p>
-      <w:r>
-        <w:t>Verify a generated answer using two suitable sources.</w:t>
-      </w:r>
-    </w:p>
-    <w:p>
-      <w:r>
+      <w:pPr>
+        <w:spacing w:line="336" w:lineRule="auto" w:after="180"/>
+      </w:pPr>
+      <w:r>
+        <w:rPr>
+          <w:b w:val="0"/>
+        </w:rPr>
+        <w:t xml:space="preserve">Verify a generated answer using two suitable </w:t>
+      </w:r>
+      <w:r>
+        <w:rPr>
+          <w:b/>
+        </w:rPr>
+        <w:t>source</w:t>
+      </w:r>
+      <w:r>
+        <w:rPr>
+          <w:b w:val="0"/>
+        </w:rPr>
+        <w:t>s.</w:t>
+      </w:r>
+    </w:p>
+    <w:p>
+      <w:pPr>
+        <w:spacing w:line="336" w:lineRule="auto" w:after="180"/>
+      </w:pPr>
+      <w:r>
+        <w:rPr>
+          <w:b w:val="0"/>
+        </w:rPr>
         <w:t>Thinker name and date:</w:t>
       </w:r>
     </w:p>
@@ -200,8 +385,62 @@
       </w:r>
     </w:p>
     <w:p>
-      <w:r>
-        <w:t>Recall Building a grounded answer. Explain why a recorded result needs its input conditions and evidence source before it can support a claim.</w:t>
+      <w:pPr>
+        <w:spacing w:line="336" w:lineRule="auto" w:after="180"/>
+      </w:pPr>
+      <w:r>
+        <w:rPr>
+          <w:b w:val="0"/>
+        </w:rPr>
+        <w:t xml:space="preserve">Recall Building a grounded answer. Explain why a recorded result needs its </w:t>
+      </w:r>
+      <w:r>
+        <w:rPr>
+          <w:b/>
+        </w:rPr>
+        <w:t>input</w:t>
+      </w:r>
+      <w:r>
+        <w:rPr>
+          <w:b w:val="0"/>
+        </w:rPr>
+        <w:t xml:space="preserve"> conditions and </w:t>
+      </w:r>
+      <w:r>
+        <w:rPr>
+          <w:b/>
+        </w:rPr>
+        <w:t>evidence</w:t>
+      </w:r>
+      <w:r>
+        <w:rPr>
+          <w:b w:val="0"/>
+        </w:rPr>
+        <w:t xml:space="preserve"> </w:t>
+      </w:r>
+      <w:r>
+        <w:rPr>
+          <w:b/>
+        </w:rPr>
+        <w:t>source</w:t>
+      </w:r>
+      <w:r>
+        <w:rPr>
+          <w:b w:val="0"/>
+        </w:rPr>
+        <w:t xml:space="preserve"> before it can support a </w:t>
+      </w:r>
+      <w:r>
+        <w:rPr>
+          <w:b/>
+        </w:rPr>
+        <w:t>claim</w:t>
+      </w:r>
+      <w:r>
+        <w:rPr>
+          <w:b w:val="0"/>
+        </w:rPr>
+        <w:t>.</w:t>
       </w:r>
     </w:p>
     <w:p>
@@ -213,8 +452,38 @@
       </w:r>
     </w:p>
     <w:p>
-      <w:r>
-        <w:t>By the end, I can separate citation presence, link validity and support for an exact claim.</w:t>
+      <w:pPr>
+        <w:spacing w:line="336" w:lineRule="auto" w:after="180"/>
+      </w:pPr>
+      <w:r>
+        <w:rPr>
+          <w:b w:val="0"/>
+        </w:rPr>
+        <w:t xml:space="preserve">By the end, I can separate citation presence, </w:t>
+      </w:r>
+      <w:r>
+        <w:rPr>
+          <w:b/>
+        </w:rPr>
+        <w:t>link validity</w:t>
+      </w:r>
+      <w:r>
+        <w:rPr>
+          <w:b w:val="0"/>
+        </w:rPr>
+        <w:t xml:space="preserve"> and support for an exact </w:t>
+      </w:r>
+      <w:r>
+        <w:rPr>
+          <w:b/>
+        </w:rPr>
+        <w:t>claim</w:t>
+      </w:r>
+      <w:r>
+        <w:rPr>
+          <w:b w:val="0"/>
+        </w:rPr>
+        <w:t>.</w:t>
       </w:r>
     </w:p>
     <w:p>
@@ -227,17 +496,52 @@
     </w:p>
     <w:p>
       <w:r>
+        <w:t>Investigate the supplied Evidence and Sources case. Separate observations, given facts and assumptions before choosing an explanation.</w:t>
+      </w:r>
+    </w:p>
+    <w:p>
+      <w:pPr>
+        <w:spacing w:line="336" w:lineRule="auto" w:after="180"/>
+      </w:pPr>
+      <w:r>
+        <w:rPr>
+          <w:b/>
+        </w:rPr>
         <w:t>PICTURE STORY</w:t>
       </w:r>
     </w:p>
     <w:p>
-      <w:r>
+      <w:pPr>
+        <w:spacing w:line="336" w:lineRule="auto" w:after="180"/>
+      </w:pPr>
+      <w:r>
+        <w:rPr>
+          <w:b w:val="0"/>
+        </w:rPr>
         <w:t>Notice → Predict → Explain</w:t>
       </w:r>
     </w:p>
     <w:p>
-      <w:r>
-        <w:t>Begin with visible evidence. Do not explain more than the picture and information support.</w:t>
+      <w:pPr>
+        <w:spacing w:line="336" w:lineRule="auto" w:after="180"/>
+      </w:pPr>
+      <w:r>
+        <w:rPr>
+          <w:b w:val="0"/>
+        </w:rPr>
+        <w:t xml:space="preserve">Begin with visible </w:t>
+      </w:r>
+      <w:r>
+        <w:rPr>
+          <w:b/>
+        </w:rPr>
+        <w:t>evidence</w:t>
+      </w:r>
+      <w:r>
+        <w:rPr>
+          <w:b w:val="0"/>
+        </w:rPr>
+        <w:t>. Do not explain more than the picture and information support.</w:t>
       </w:r>
     </w:p>
     <w:p>
@@ -277,18 +581,94 @@
       </w:r>
     </w:p>
     <w:p>
-      <w:r>
+      <w:pPr>
+        <w:pStyle w:val="Heading3"/>
+      </w:pPr>
+      <w:r>
+        <w:t>Start with this puzzle</w:t>
+      </w:r>
+    </w:p>
+    <w:p>
+      <w:pPr>
+        <w:spacing w:line="336" w:lineRule="auto" w:after="180"/>
+        <w:shd w:fill="F1F6FC"/>
+      </w:pPr>
+      <w:r>
+        <w:rPr>
+          <w:b w:val="0"/>
+        </w:rPr>
         <w:t>MYSTERY</w:t>
       </w:r>
     </w:p>
     <w:p>
-      <w:r>
-        <w:t>The learners must use evidence and sources to solve a problem. What information do they have? What decision or calculation do they make? What would count as evidence that it worked?</w:t>
-      </w:r>
-    </w:p>
-    <w:p>
-      <w:r>
-        <w:t>Three observations (what you can point to):</w:t>
+      <w:pPr>
+        <w:spacing w:line="336" w:lineRule="auto" w:after="180"/>
+        <w:shd w:fill="F5F1FB"/>
+      </w:pPr>
+      <w:r>
+        <w:rPr>
+          <w:b w:val="0"/>
+        </w:rPr>
+        <w:t xml:space="preserve">The learners must use </w:t>
+      </w:r>
+      <w:r>
+        <w:rPr>
+          <w:b/>
+        </w:rPr>
+        <w:t>evidence</w:t>
+      </w:r>
+      <w:r>
+        <w:rPr>
+          <w:b w:val="0"/>
+        </w:rPr>
+        <w:t xml:space="preserve"> and </w:t>
+      </w:r>
+      <w:r>
+        <w:rPr>
+          <w:b/>
+        </w:rPr>
+        <w:t>source</w:t>
+      </w:r>
+      <w:r>
+        <w:rPr>
+          <w:b w:val="0"/>
+        </w:rPr>
+        <w:t xml:space="preserve">s to solve a problem. What information do they have? What decision or calculation do they make? What would count as </w:t>
+      </w:r>
+      <w:r>
+        <w:rPr>
+          <w:b/>
+        </w:rPr>
+        <w:t>evidence</w:t>
+      </w:r>
+      <w:r>
+        <w:rPr>
+          <w:b w:val="0"/>
+        </w:rPr>
+        <w:t xml:space="preserve"> that it worked?</w:t>
+      </w:r>
+    </w:p>
+    <w:p>
+      <w:pPr>
+        <w:spacing w:line="336" w:lineRule="auto" w:after="180"/>
+      </w:pPr>
+      <w:r>
+        <w:rPr>
+          <w:b w:val="0"/>
+        </w:rPr>
+        <w:t xml:space="preserve">Three </w:t>
+      </w:r>
+      <w:r>
+        <w:rPr>
+          <w:b/>
+        </w:rPr>
+        <w:t>observation</w:t>
+      </w:r>
+      <w:r>
+        <w:rPr>
+          <w:b w:val="0"/>
+        </w:rPr>
+        <w:t>s (what you can point to):</w:t>
       </w:r>
     </w:p>
     <w:p>
@@ -325,8 +705,26 @@
       </w:r>
     </w:p>
     <w:p>
-      <w:r>
-        <w:t>My prediction and the clue supporting it:</w:t>
+      <w:pPr>
+        <w:spacing w:line="336" w:lineRule="auto" w:after="180"/>
+      </w:pPr>
+      <w:r>
+        <w:rPr>
+          <w:b w:val="0"/>
+        </w:rPr>
+        <w:t xml:space="preserve">My </w:t>
+      </w:r>
+      <w:r>
+        <w:rPr>
+          <w:b/>
+        </w:rPr>
+        <w:t>prediction</w:t>
+      </w:r>
+      <w:r>
+        <w:rPr>
+          <w:b w:val="0"/>
+        </w:rPr>
+        <w:t xml:space="preserve"> and the clue supporting it:</w:t>
       </w:r>
     </w:p>
     <w:p>
@@ -371,13 +769,60 @@
       </w:r>
     </w:p>
     <w:p>
-      <w:r>
-        <w:t>Citation evaluation checks source existence, exact passage support and coverage of answer claims. A real citation can still be irrelevant.</w:t>
-      </w:r>
-    </w:p>
-    <w:p>
-      <w:r>
-        <w:t>Begin by writing the question the procedure is intended to answer. Identify the information already supplied, the information it will produce and the information still missing. These are constructed classroom examples; they do not require live accounts, private records or an external service. Do not treat a plausible explanation as a measured outcome.</w:t>
+      <w:pPr>
+        <w:spacing w:line="336" w:lineRule="auto" w:after="180"/>
+      </w:pPr>
+      <w:r>
+        <w:rPr>
+          <w:b w:val="0"/>
+        </w:rPr>
+        <w:t xml:space="preserve">Citation evaluation checks </w:t>
+      </w:r>
+      <w:r>
+        <w:rPr>
+          <w:b/>
+        </w:rPr>
+        <w:t>source</w:t>
+      </w:r>
+      <w:r>
+        <w:rPr>
+          <w:b w:val="0"/>
+        </w:rPr>
+        <w:t xml:space="preserve"> existence, exact passage support and coverage of answer </w:t>
+      </w:r>
+      <w:r>
+        <w:rPr>
+          <w:b/>
+        </w:rPr>
+        <w:t>claim</w:t>
+      </w:r>
+      <w:r>
+        <w:rPr>
+          <w:b w:val="0"/>
+        </w:rPr>
+        <w:t>s. A real citation can still be irrelevant.</w:t>
+      </w:r>
+    </w:p>
+    <w:p>
+      <w:pPr>
+        <w:spacing w:line="336" w:lineRule="auto" w:after="180"/>
+      </w:pPr>
+      <w:r>
+        <w:rPr>
+          <w:b w:val="0"/>
+        </w:rPr>
+        <w:t>Begin by writing the question the procedure is intended to answer. Identify the information already supplied, the information it will produce and the information still missing.</w:t>
+      </w:r>
+    </w:p>
+    <w:p>
+      <w:pPr>
+        <w:spacing w:line="336" w:lineRule="auto" w:after="180"/>
+      </w:pPr>
+      <w:r>
+        <w:rPr>
+          <w:b w:val="0"/>
+        </w:rPr>
+        <w:t>These are constructed classroom examples; they do not require live accounts, private records or an external service. Do not treat a plausible explanation as a measured outcome.</w:t>
       </w:r>
     </w:p>
     <w:p>
@@ -390,16 +835,69 @@
     </w:p>
     <w:p>
       <w:r>
-        <w:t>VISUAL MECHANISM</w:t>
-      </w:r>
-    </w:p>
-    <w:p>
-      <w:r>
-        <w:t>Input → Process → Output</w:t>
-      </w:r>
-    </w:p>
-    <w:p>
-      <w:r>
+        <w:t>Follow the mechanism for Evidence and Sources. Connect each labelled input, deciding step and result.</w:t>
+      </w:r>
+    </w:p>
+    <w:p>
+      <w:pPr>
+        <w:spacing w:line="336" w:lineRule="auto" w:after="180"/>
+      </w:pPr>
+      <w:r>
+        <w:rPr>
+          <w:b/>
+        </w:rPr>
+        <w:t xml:space="preserve">VISUAL </w:t>
+      </w:r>
+      <w:r>
+        <w:rPr>
+          <w:b/>
+        </w:rPr>
+        <w:t>MECHANISM</w:t>
+      </w:r>
+    </w:p>
+    <w:p>
+      <w:pPr>
+        <w:spacing w:line="336" w:lineRule="auto" w:after="180"/>
+      </w:pPr>
+      <w:r>
+        <w:rPr>
+          <w:b/>
+        </w:rPr>
+        <w:t>Input</w:t>
+      </w:r>
+      <w:r>
+        <w:rPr>
+          <w:b w:val="0"/>
+        </w:rPr>
+        <w:t xml:space="preserve"> → </w:t>
+      </w:r>
+      <w:r>
+        <w:rPr>
+          <w:b/>
+        </w:rPr>
+        <w:t>Process</w:t>
+      </w:r>
+      <w:r>
+        <w:rPr>
+          <w:b w:val="0"/>
+        </w:rPr>
+        <w:t xml:space="preserve"> → </w:t>
+      </w:r>
+      <w:r>
+        <w:rPr>
+          <w:b/>
+        </w:rPr>
+        <w:t>Output</w:t>
+      </w:r>
+    </w:p>
+    <w:p>
+      <w:pPr>
+        <w:spacing w:line="336" w:lineRule="auto" w:after="180"/>
+      </w:pPr>
+      <w:r>
+        <w:rPr>
+          <w:b w:val="0"/>
+        </w:rPr>
         <w:t>Trace the information. At each stage, ask what changed and how you could test it.</w:t>
       </w:r>
     </w:p>
@@ -440,7 +938,13 @@
       </w:r>
     </w:p>
     <w:p>
-      <w:r>
+      <w:pPr>
+        <w:spacing w:line="336" w:lineRule="auto" w:after="180"/>
+      </w:pPr>
+      <w:r>
+        <w:rPr>
+          <w:b w:val="0"/>
+        </w:rPr>
         <w:t>↓</w:t>
       </w:r>
     </w:p>
@@ -481,7 +985,13 @@
       </w:r>
     </w:p>
     <w:p>
-      <w:r>
+      <w:pPr>
+        <w:spacing w:line="336" w:lineRule="auto" w:after="180"/>
+      </w:pPr>
+      <w:r>
+        <w:rPr>
+          <w:b w:val="0"/>
+        </w:rPr>
         <w:t>↓</w:t>
       </w:r>
     </w:p>
@@ -522,7 +1032,13 @@
       </w:r>
     </w:p>
     <w:p>
-      <w:r>
+      <w:pPr>
+        <w:spacing w:line="336" w:lineRule="auto" w:after="180"/>
+      </w:pPr>
+      <w:r>
+        <w:rPr>
+          <w:b w:val="0"/>
+        </w:rPr>
         <w:t>Which stage could fail even when the other two are correct? Explain:</w:t>
       </w:r>
     </w:p>
@@ -568,8 +1084,38 @@
       </w:r>
     </w:p>
     <w:p>
-      <w:r>
-        <w:t>For this classroom rubric count a claim as supported only when its cited passage entails it. Separately count correct citation links. Use the number of factual claims as the support denominator.</w:t>
+      <w:pPr>
+        <w:spacing w:line="336" w:lineRule="auto" w:after="180"/>
+      </w:pPr>
+      <w:r>
+        <w:rPr>
+          <w:b w:val="0"/>
+        </w:rPr>
+        <w:t xml:space="preserve">For this classroom rubric count a </w:t>
+      </w:r>
+      <w:r>
+        <w:rPr>
+          <w:b/>
+        </w:rPr>
+        <w:t>claim</w:t>
+      </w:r>
+      <w:r>
+        <w:rPr>
+          <w:b w:val="0"/>
+        </w:rPr>
+        <w:t xml:space="preserve"> as supported only when its cited passage entails it. Separately count correct citation links. Use the number of factual </w:t>
+      </w:r>
+      <w:r>
+        <w:rPr>
+          <w:b/>
+        </w:rPr>
+        <w:t>claim</w:t>
+      </w:r>
+      <w:r>
+        <w:rPr>
+          <w:b w:val="0"/>
+        </w:rPr>
+        <w:t>s as the support denominator.</w:t>
       </w:r>
     </w:p>
     <w:p>
@@ -665,8 +1211,49 @@
       </w:r>
     </w:p>
     <w:p>
-      <w:r>
-        <w:t>Before applying the procedure, write its units, denominator or decision boundary where relevant. A partner should be able to repeat each step using the same inputs. If a required input is absent or violates the stated contract, record that condition explicitly instead of quietly replacing it with a convenient value.</w:t>
+      <w:pPr>
+        <w:spacing w:line="336" w:lineRule="auto" w:after="180"/>
+      </w:pPr>
+      <w:r>
+        <w:rPr>
+          <w:b w:val="0"/>
+        </w:rPr>
+        <w:t xml:space="preserve">Before applying the procedure, write its units, denominator or decision boundary where relevant. A partner should be able to repeat each step using the same </w:t>
+      </w:r>
+      <w:r>
+        <w:rPr>
+          <w:b/>
+        </w:rPr>
+        <w:t>input</w:t>
+      </w:r>
+      <w:r>
+        <w:rPr>
+          <w:b w:val="0"/>
+        </w:rPr>
+        <w:t>s.</w:t>
+      </w:r>
+    </w:p>
+    <w:p>
+      <w:pPr>
+        <w:spacing w:line="336" w:lineRule="auto" w:after="180"/>
+      </w:pPr>
+      <w:r>
+        <w:rPr>
+          <w:b w:val="0"/>
+        </w:rPr>
+        <w:t xml:space="preserve">If a required </w:t>
+      </w:r>
+      <w:r>
+        <w:rPr>
+          <w:b/>
+        </w:rPr>
+        <w:t>input</w:t>
+      </w:r>
+      <w:r>
+        <w:rPr>
+          <w:b w:val="0"/>
+        </w:rPr>
+        <w:t xml:space="preserve"> is absent or violates the stated contract, record that condition explicitly instead of quietly replacing it with a convenient value.</w:t>
       </w:r>
     </w:p>
     <w:p>
@@ -678,8 +1265,26 @@
       </w:r>
     </w:p>
     <w:p>
-      <w:r>
-        <w:t>Point to the input, the deciding step and the result in this week’s visual. Explain the same step in ordinary words. A picture helps when you can say what each part represents.</w:t>
+      <w:pPr>
+        <w:spacing w:line="336" w:lineRule="auto" w:after="180"/>
+      </w:pPr>
+      <w:r>
+        <w:rPr>
+          <w:b w:val="0"/>
+        </w:rPr>
+        <w:t xml:space="preserve">Point to the </w:t>
+      </w:r>
+      <w:r>
+        <w:rPr>
+          <w:b/>
+        </w:rPr>
+        <w:t>input</w:t>
+      </w:r>
+      <w:r>
+        <w:rPr>
+          <w:b w:val="0"/>
+        </w:rPr>
+        <w:t>, the deciding step and the result in this week’s visual. Explain the same step in ordinary words. A picture helps when you can say what each part represents.</w:t>
       </w:r>
     </w:p>
     <w:p>
@@ -692,16 +1297,54 @@
     </w:p>
     <w:p>
       <w:r>
+        <w:t>Compare the supplied cases for Evidence and Sources. Identify the detail that changes the conclusion.</w:t>
+      </w:r>
+    </w:p>
+    <w:p>
+      <w:pPr>
+        <w:pStyle w:val="Heading3"/>
+      </w:pPr>
+      <w:r>
+        <w:t>The case to investigate</w:t>
+      </w:r>
+    </w:p>
+    <w:p>
+      <w:pPr>
+        <w:spacing w:line="336" w:lineRule="auto" w:after="180"/>
+        <w:shd w:fill="F1F6FC"/>
+      </w:pPr>
+      <w:r>
+        <w:rPr>
+          <w:b w:val="0"/>
+        </w:rPr>
         <w:t>CASE GALLERY</w:t>
       </w:r>
     </w:p>
     <w:p>
-      <w:r>
-        <w:t>Four Tests, Four Kinds of Evidence</w:t>
-      </w:r>
-    </w:p>
-    <w:p>
-      <w:r>
+      <w:pPr>
+        <w:spacing w:line="336" w:lineRule="auto" w:after="180"/>
+      </w:pPr>
+      <w:r>
+        <w:rPr>
+          <w:b w:val="0"/>
+        </w:rPr>
+        <w:t xml:space="preserve">Four Tests, Four Kinds of </w:t>
+      </w:r>
+      <w:r>
+        <w:rPr>
+          <w:b/>
+        </w:rPr>
+        <w:t>Evidence</w:t>
+      </w:r>
+    </w:p>
+    <w:p>
+      <w:pPr>
+        <w:spacing w:line="336" w:lineRule="auto" w:after="180"/>
+      </w:pPr>
+      <w:r>
+        <w:rPr>
+          <w:b w:val="0"/>
+        </w:rPr>
         <w:t>A system is not understood until it survives more than one comfortable example.</w:t>
       </w:r>
     </w:p>
@@ -778,8 +1421,47 @@
       </w:r>
     </w:p>
     <w:p>
-      <w:r>
-        <w:t>NORMAL CASE: predict and name evidence.     BOUNDARY CASE: predict and name evidence.</w:t>
+      <w:pPr>
+        <w:pStyle w:val="Heading3"/>
+      </w:pPr>
+      <w:r>
+        <w:t>The normal case</w:t>
+      </w:r>
+    </w:p>
+    <w:p>
+      <w:pPr>
+        <w:spacing w:line="336" w:lineRule="auto" w:after="180"/>
+        <w:shd w:fill="F1F6FC"/>
+      </w:pPr>
+      <w:r>
+        <w:rPr>
+          <w:b w:val="0"/>
+        </w:rPr>
+        <w:t xml:space="preserve">NORMAL CASE: predict and name </w:t>
+      </w:r>
+      <w:r>
+        <w:rPr>
+          <w:b/>
+        </w:rPr>
+        <w:t>evidence</w:t>
+      </w:r>
+      <w:r>
+        <w:rPr>
+          <w:b w:val="0"/>
+        </w:rPr>
+        <w:t xml:space="preserve">.     BOUNDARY CASE: predict and name </w:t>
+      </w:r>
+      <w:r>
+        <w:rPr>
+          <w:b/>
+        </w:rPr>
+        <w:t>evidence</w:t>
+      </w:r>
+      <w:r>
+        <w:rPr>
+          <w:b w:val="0"/>
+        </w:rPr>
+        <w:t>.</w:t>
       </w:r>
     </w:p>
     <w:p>
@@ -855,12 +1537,58 @@
       </w:r>
     </w:p>
     <w:p>
-      <w:r>
-        <w:t>MISSING INFORMATION: predict and name evidence.     TRANSFER CASE: predict and name evidence.</w:t>
-      </w:r>
-    </w:p>
-    <w:p>
-      <w:r>
+      <w:pPr>
+        <w:pStyle w:val="Heading3"/>
+      </w:pPr>
+      <w:r>
+        <w:t>Check missing information</w:t>
+      </w:r>
+    </w:p>
+    <w:p>
+      <w:pPr>
+        <w:spacing w:line="336" w:lineRule="auto" w:after="180"/>
+        <w:shd w:fill="FFF5E6"/>
+      </w:pPr>
+      <w:r>
+        <w:rPr>
+          <w:b w:val="0"/>
+        </w:rPr>
+        <w:t xml:space="preserve">MISSING INFORMATION: predict and name </w:t>
+      </w:r>
+      <w:r>
+        <w:rPr>
+          <w:b/>
+        </w:rPr>
+        <w:t>evidence</w:t>
+      </w:r>
+      <w:r>
+        <w:rPr>
+          <w:b w:val="0"/>
+        </w:rPr>
+        <w:t xml:space="preserve">.     TRANSFER CASE: predict and name </w:t>
+      </w:r>
+      <w:r>
+        <w:rPr>
+          <w:b/>
+        </w:rPr>
+        <w:t>evidence</w:t>
+      </w:r>
+      <w:r>
+        <w:rPr>
+          <w:b w:val="0"/>
+        </w:rPr>
+        <w:t>.</w:t>
+      </w:r>
+    </w:p>
+    <w:p>
+      <w:pPr>
+        <w:spacing w:line="336" w:lineRule="auto" w:after="180"/>
+        <w:shd w:fill="F5F1FB"/>
+      </w:pPr>
+      <w:r>
+        <w:rPr>
+          <w:b w:val="0"/>
+        </w:rPr>
         <w:t>Which case is most likely to reveal a hidden assumption? Why?</w:t>
       </w:r>
     </w:p>
@@ -906,17 +1634,80 @@
       </w:r>
     </w:p>
     <w:p>
-      <w:r>
-        <w:t>Change: Change the third claim to “the record does not assess suitability”.</w:t>
-      </w:r>
-    </w:p>
-    <w:p>
-      <w:r>
-        <w:t>Prediction: That statement accurately describes the supplied record’s limits.</w:t>
-      </w:r>
-    </w:p>
-    <w:p>
-      <w:r>
+      <w:pPr>
+        <w:pStyle w:val="Heading3"/>
+      </w:pPr>
+      <w:r>
+        <w:t>Change one thing</w:t>
+      </w:r>
+    </w:p>
+    <w:p>
+      <w:pPr>
+        <w:spacing w:line="336" w:lineRule="auto" w:after="180"/>
+        <w:shd w:fill="F5F1FB"/>
+      </w:pPr>
+      <w:r>
+        <w:rPr>
+          <w:b w:val="0"/>
+        </w:rPr>
+        <w:t xml:space="preserve">Change: Change the third </w:t>
+      </w:r>
+      <w:r>
+        <w:rPr>
+          <w:b/>
+        </w:rPr>
+        <w:t>claim</w:t>
+      </w:r>
+      <w:r>
+        <w:rPr>
+          <w:b w:val="0"/>
+        </w:rPr>
+        <w:t xml:space="preserve"> to “the record does not assess suitability”.</w:t>
+      </w:r>
+    </w:p>
+    <w:p>
+      <w:pPr>
+        <w:pStyle w:val="Heading3"/>
+      </w:pPr>
+      <w:r>
+        <w:t>Predicted result</w:t>
+      </w:r>
+    </w:p>
+    <w:p>
+      <w:pPr>
+        <w:spacing w:line="336" w:lineRule="auto" w:after="180"/>
+        <w:shd w:fill="F1F6FC"/>
+      </w:pPr>
+      <w:r>
+        <w:rPr>
+          <w:b/>
+        </w:rPr>
+        <w:t>Prediction</w:t>
+      </w:r>
+      <w:r>
+        <w:rPr>
+          <w:b w:val="0"/>
+        </w:rPr>
+        <w:t>: That statement accurately describes the supplied record’s limits.</w:t>
+      </w:r>
+    </w:p>
+    <w:p>
+      <w:pPr>
+        <w:pStyle w:val="Heading3"/>
+      </w:pPr>
+      <w:r>
+        <w:t>Why the result follows</w:t>
+      </w:r>
+    </w:p>
+    <w:p>
+      <w:pPr>
+        <w:spacing w:line="336" w:lineRule="auto" w:after="180"/>
+        <w:shd w:fill="F1F6FC"/>
+      </w:pPr>
+      <w:r>
+        <w:rPr>
+          <w:b w:val="0"/>
+        </w:rPr>
         <w:t>Reason: R gives pages and shelf only; it contains no suitability assessment.</w:t>
       </w:r>
     </w:p>
@@ -930,16 +1721,39 @@
     </w:p>
     <w:p>
       <w:r>
+        <w:t>Use the vocabulary of Evidence and Sources to explain a concrete decision, rather than only memorising definitions.</w:t>
+      </w:r>
+    </w:p>
+    <w:p>
+      <w:pPr>
+        <w:spacing w:line="336" w:lineRule="auto" w:after="180"/>
+      </w:pPr>
+      <w:r>
+        <w:rPr>
+          <w:b/>
+        </w:rPr>
         <w:t>VOCABULARY LAB</w:t>
       </w:r>
     </w:p>
     <w:p>
-      <w:r>
+      <w:pPr>
+        <w:spacing w:line="336" w:lineRule="auto" w:after="180"/>
+      </w:pPr>
+      <w:r>
+        <w:rPr>
+          <w:b w:val="0"/>
+        </w:rPr>
         <w:t>Words You Can Use to Reason</w:t>
       </w:r>
     </w:p>
     <w:p>
-      <w:r>
+      <w:pPr>
+        <w:spacing w:line="336" w:lineRule="auto" w:after="180"/>
+      </w:pPr>
+      <w:r>
+        <w:rPr>
+          <w:b w:val="0"/>
+        </w:rPr>
         <w:t>A definition matters when you can recognize the idea, use it, and contrast it with a near-miss.</w:t>
       </w:r>
     </w:p>
@@ -1374,17 +2188,58 @@
     </w:p>
     <w:p>
       <w:r>
-        <w:t>WORKED EVIDENCE</w:t>
-      </w:r>
-    </w:p>
-    <w:p>
-      <w:r>
+        <w:t>Follow the worked trace for Evidence and Sources, predict a step, then compare with its explanation.</w:t>
+      </w:r>
+    </w:p>
+    <w:p>
+      <w:pPr>
+        <w:spacing w:line="336" w:lineRule="auto" w:after="180"/>
+      </w:pPr>
+      <w:r>
+        <w:rPr>
+          <w:b/>
+        </w:rPr>
+        <w:t xml:space="preserve">WORKED </w:t>
+      </w:r>
+      <w:r>
+        <w:rPr>
+          <w:b/>
+        </w:rPr>
+        <w:t>EVIDENCE</w:t>
+      </w:r>
+    </w:p>
+    <w:p>
+      <w:pPr>
+        <w:spacing w:line="336" w:lineRule="auto" w:after="180"/>
+      </w:pPr>
+      <w:r>
+        <w:rPr>
+          <w:b w:val="0"/>
+        </w:rPr>
         <w:t>Reason Step by Step</w:t>
       </w:r>
     </w:p>
     <w:p>
-      <w:r>
-        <w:t>Predict first. Then check each step. A correct answer without visible reasoning is incomplete evidence.</w:t>
+      <w:pPr>
+        <w:spacing w:line="336" w:lineRule="auto" w:after="180"/>
+      </w:pPr>
+      <w:r>
+        <w:rPr>
+          <w:b w:val="0"/>
+        </w:rPr>
+        <w:t xml:space="preserve">Predict first. Then check each step. A correct answer without visible reasoning is incomplete </w:t>
+      </w:r>
+      <w:r>
+        <w:rPr>
+          <w:b/>
+        </w:rPr>
+        <w:t>evidence</w:t>
+      </w:r>
+      <w:r>
+        <w:rPr>
+          <w:b w:val="0"/>
+        </w:rPr>
+        <w:t>.</w:t>
       </w:r>
     </w:p>
     <w:p>
@@ -1424,27 +2279,109 @@
       </w:r>
     </w:p>
     <w:p>
-      <w:r>
-        <w:t>1. Claim: a book won an award in 2024.</w:t>
-      </w:r>
-    </w:p>
-    <w:p>
-      <w:r>
+      <w:pPr>
+        <w:spacing w:line="336" w:lineRule="auto" w:after="180"/>
+        <w:shd w:fill="F4F9FC"/>
+      </w:pPr>
+      <w:r>
+        <w:rPr>
+          <w:b w:val="0"/>
+        </w:rPr>
+        <w:t xml:space="preserve">1. </w:t>
+      </w:r>
+      <w:r>
+        <w:rPr>
+          <w:b/>
+        </w:rPr>
+        <w:t>Claim</w:t>
+      </w:r>
+      <w:r>
+        <w:rPr>
+          <w:b w:val="0"/>
+        </w:rPr>
+        <w:t>: a book won an award in 2024.</w:t>
+      </w:r>
+    </w:p>
+    <w:p>
+      <w:pPr>
+        <w:spacing w:line="336" w:lineRule="auto" w:after="180"/>
+        <w:shd w:fill="F4F9FC"/>
+      </w:pPr>
+      <w:r>
+        <w:rPr>
+          <w:b w:val="0"/>
+        </w:rPr>
         <w:t>2. Find the award organization’s record and the publisher’s page.</w:t>
       </w:r>
     </w:p>
     <w:p>
-      <w:r>
-        <w:t>3. Check exact title, year, edition, and whether sources are independent.</w:t>
-      </w:r>
-    </w:p>
-    <w:p>
-      <w:r>
-        <w:t>4. If evidence conflicts or is absent, mark ‘not verified’ rather than guess.</w:t>
-      </w:r>
-    </w:p>
-    <w:p>
-      <w:r>
+      <w:pPr>
+        <w:spacing w:line="336" w:lineRule="auto" w:after="180"/>
+        <w:shd w:fill="F4F9FC"/>
+      </w:pPr>
+      <w:r>
+        <w:rPr>
+          <w:b w:val="0"/>
+        </w:rPr>
+        <w:t xml:space="preserve">3. Check exact title, year, edition, and whether </w:t>
+      </w:r>
+      <w:r>
+        <w:rPr>
+          <w:b/>
+        </w:rPr>
+        <w:t>source</w:t>
+      </w:r>
+      <w:r>
+        <w:rPr>
+          <w:b w:val="0"/>
+        </w:rPr>
+        <w:t xml:space="preserve">s are </w:t>
+      </w:r>
+      <w:r>
+        <w:rPr>
+          <w:b/>
+        </w:rPr>
+        <w:t>independent</w:t>
+      </w:r>
+      <w:r>
+        <w:rPr>
+          <w:b w:val="0"/>
+        </w:rPr>
+        <w:t>.</w:t>
+      </w:r>
+    </w:p>
+    <w:p>
+      <w:pPr>
+        <w:spacing w:line="336" w:lineRule="auto" w:after="180"/>
+        <w:shd w:fill="F4F9FC"/>
+      </w:pPr>
+      <w:r>
+        <w:rPr>
+          <w:b w:val="0"/>
+        </w:rPr>
+        <w:t xml:space="preserve">4. If </w:t>
+      </w:r>
+      <w:r>
+        <w:rPr>
+          <w:b/>
+        </w:rPr>
+        <w:t>evidence</w:t>
+      </w:r>
+      <w:r>
+        <w:rPr>
+          <w:b w:val="0"/>
+        </w:rPr>
+        <w:t xml:space="preserve"> conflicts or is absent, mark ‘not verified’ rather than guess.</w:t>
+      </w:r>
+    </w:p>
+    <w:p>
+      <w:pPr>
+        <w:spacing w:line="336" w:lineRule="auto" w:after="180"/>
+      </w:pPr>
+      <w:r>
+        <w:rPr>
+          <w:b w:val="0"/>
+        </w:rPr>
         <w:t>Recalculate, retrace, or restate the reasoning in your own representation:</w:t>
       </w:r>
     </w:p>
@@ -1482,8 +2419,39 @@
       </w:r>
     </w:p>
     <w:p>
-      <w:r>
-        <w:t>CHECK  Did the evidence answer the exact question? Did the total, path, or source record stay consistent?</w:t>
+      <w:pPr>
+        <w:spacing w:line="336" w:lineRule="auto" w:after="180"/>
+        <w:shd w:fill="F5F1FB"/>
+      </w:pPr>
+      <w:r>
+        <w:rPr>
+          <w:b w:val="0"/>
+        </w:rPr>
+        <w:t xml:space="preserve">CHECK  Did the </w:t>
+      </w:r>
+      <w:r>
+        <w:rPr>
+          <w:b/>
+        </w:rPr>
+        <w:t>evidence</w:t>
+      </w:r>
+      <w:r>
+        <w:rPr>
+          <w:b w:val="0"/>
+        </w:rPr>
+        <w:t xml:space="preserve"> answer the exact question? Did the total, path, or </w:t>
+      </w:r>
+      <w:r>
+        <w:rPr>
+          <w:b/>
+        </w:rPr>
+        <w:t>source</w:t>
+      </w:r>
+      <w:r>
+        <w:rPr>
+          <w:b w:val="0"/>
+        </w:rPr>
+        <w:t xml:space="preserve"> record stay consistent?</w:t>
       </w:r>
     </w:p>
     <w:p>
@@ -1495,18 +2463,43 @@
       </w:r>
     </w:p>
     <w:p>
-      <w:r>
-        <w:t>An answer has four factual claims. Three have citations, but only two are supported by their cited passages. All links exist.</w:t>
-      </w:r>
-    </w:p>
-    <w:p>
-      <w:r>
-        <w:t>Claim support is 2/4=50%; citation presence is 3/4=75%; link existence among three citations is 3/3. These measure different failures.</w:t>
-      </w:r>
-    </w:p>
-    <w:p>
-      <w:r>
-        <w:t>Compare the intermediate evidence with the final statement. Explain why each number or decision follows from the stated inputs. The conclusion belongs to this scenario and procedure; changing the inputs, evaluation population or authority can change what it establishes. Retain the raw record so a later revision can be compared honestly.</w:t>
+      <w:pPr>
+        <w:spacing w:line="336" w:lineRule="auto" w:after="180"/>
+      </w:pPr>
+      <w:r>
+        <w:rPr>
+          <w:b w:val="0"/>
+        </w:rPr>
+        <w:t xml:space="preserve">An answer has four factual </w:t>
+      </w:r>
+      <w:r>
+        <w:rPr>
+          <w:b/>
+        </w:rPr>
+        <w:t>claim</w:t>
+      </w:r>
+      <w:r>
+        <w:rPr>
+          <w:b w:val="0"/>
+        </w:rPr>
+        <w:t>s. Three have citations, but only two are supported by their cited passages. All links exist.</w:t>
+      </w:r>
+    </w:p>
+    <w:p>
+      <w:pPr>
+        <w:spacing w:line="336" w:lineRule="auto" w:after="180"/>
+      </w:pPr>
+      <w:r>
+        <w:rPr>
+          <w:b/>
+        </w:rPr>
+        <w:t>Claim</w:t>
+      </w:r>
+      <w:r>
+        <w:rPr>
+          <w:b w:val="0"/>
+        </w:rPr>
+        <w:t xml:space="preserve"> support is 2/4=50%; citation presence is 3/4=75%; link existence among three citations is 3/3. These measure different failures.</w:t>
       </w:r>
     </w:p>
     <w:p>
@@ -1514,11 +2507,85 @@
         <w:pStyle w:val="Heading3"/>
       </w:pPr>
       <w:r>
+        <w:t>Worked explanation · Evidence and Sources</w:t>
+      </w:r>
+    </w:p>
+    <w:p>
+      <w:pPr>
+        <w:spacing w:line="336" w:lineRule="auto" w:after="180"/>
+        <w:shd w:fill="F1F6FC"/>
+      </w:pPr>
+      <w:r>
+        <w:rPr>
+          <w:b w:val="0"/>
+        </w:rPr>
+        <w:t xml:space="preserve">Compare the intermediate </w:t>
+      </w:r>
+      <w:r>
+        <w:rPr>
+          <w:b/>
+        </w:rPr>
+        <w:t>evidence</w:t>
+      </w:r>
+      <w:r>
+        <w:rPr>
+          <w:b w:val="0"/>
+        </w:rPr>
+        <w:t xml:space="preserve"> with the final statement. Explain why each number or decision follows from the stated </w:t>
+      </w:r>
+      <w:r>
+        <w:rPr>
+          <w:b/>
+        </w:rPr>
+        <w:t>input</w:t>
+      </w:r>
+      <w:r>
+        <w:rPr>
+          <w:b w:val="0"/>
+        </w:rPr>
+        <w:t>s.</w:t>
+      </w:r>
+    </w:p>
+    <w:p>
+      <w:pPr>
+        <w:spacing w:line="336" w:lineRule="auto" w:after="180"/>
+        <w:shd w:fill="F1F6FC"/>
+      </w:pPr>
+      <w:r>
+        <w:rPr>
+          <w:b w:val="0"/>
+        </w:rPr>
+        <w:t xml:space="preserve">The conclusion belongs to this scenario and procedure; changing the </w:t>
+      </w:r>
+      <w:r>
+        <w:rPr>
+          <w:b/>
+        </w:rPr>
+        <w:t>input</w:t>
+      </w:r>
+      <w:r>
+        <w:rPr>
+          <w:b w:val="0"/>
+        </w:rPr>
+        <w:t>s, evaluation population or authority can change what it establishes. Retain the raw record so a later revision can be compared honestly.</w:t>
+      </w:r>
+    </w:p>
+    <w:p>
+      <w:pPr>
+        <w:pStyle w:val="Heading3"/>
+      </w:pPr>
+      <w:r>
         <w:t>Learn from the worked case</w:t>
       </w:r>
     </w:p>
     <w:p>
-      <w:r>
+      <w:pPr>
+        <w:spacing w:line="336" w:lineRule="auto" w:after="180"/>
+      </w:pPr>
+      <w:r>
+        <w:rPr>
+          <w:b w:val="0"/>
+        </w:rPr>
         <w:t>Cover the result before checking it. Say what is given, choose the procedure, and follow one step at a time. Then uncover the result and explain your first mismatch. Ask why a step is allowed, not only what number it produces.</w:t>
       </w:r>
     </w:p>
@@ -1531,7 +2598,13 @@
       </w:r>
     </w:p>
     <w:p>
-      <w:r>
+      <w:pPr>
+        <w:spacing w:line="336" w:lineRule="auto" w:after="180"/>
+      </w:pPr>
+      <w:r>
+        <w:rPr>
+          <w:b w:val="0"/>
+        </w:rPr>
         <w:t>A fictional catalogue answer contains three factual statements and cites existing records.</w:t>
       </w:r>
     </w:p>
@@ -1544,13 +2617,49 @@
       </w:r>
     </w:p>
     <w:p>
-      <w:r>
+      <w:pPr>
+        <w:pStyle w:val="Heading3"/>
+      </w:pPr>
+      <w:r>
+        <w:t>Supplied facts</w:t>
+      </w:r>
+    </w:p>
+    <w:p>
+      <w:pPr>
+        <w:spacing w:line="336" w:lineRule="auto" w:after="180"/>
+        <w:shd w:fill="F1F6FC"/>
+      </w:pPr>
+      <w:r>
+        <w:rPr>
+          <w:b w:val="0"/>
+        </w:rPr>
         <w:t>Record R: book Ocean Maps has 80 pages and is available on shelf 2.</w:t>
       </w:r>
     </w:p>
     <w:p>
-      <w:r>
-        <w:t>Claims: 80 pages [R]; shelf 2 [R]; suitable for every child [R]. All three citations resolve to R.</w:t>
+      <w:pPr>
+        <w:pStyle w:val="Heading3"/>
+      </w:pPr>
+      <w:r>
+        <w:t>Supplied facts</w:t>
+      </w:r>
+    </w:p>
+    <w:p>
+      <w:pPr>
+        <w:spacing w:line="336" w:lineRule="auto" w:after="180"/>
+        <w:shd w:fill="F1F6FC"/>
+      </w:pPr>
+      <w:r>
+        <w:rPr>
+          <w:b/>
+        </w:rPr>
+        <w:t>Claim</w:t>
+      </w:r>
+      <w:r>
+        <w:rPr>
+          <w:b w:val="0"/>
+        </w:rPr>
+        <w:t>s: 80 pages [R]; shelf 2 [R]; suitable for every child [R]. All three citations resolve to R.</w:t>
       </w:r>
     </w:p>
     <w:p>
@@ -1771,31 +2880,169 @@
       </w:r>
     </w:p>
     <w:p>
-      <w:r>
-        <w:t>An existing citation is not automatically evidence for every nearby sentence. Read the cited passage and compare its exact scope with the claim. The universal suitability statement extends beyond what R says. Remove or qualify unsupported content; adding more copies of the same link does not create the missing evidence.</w:t>
-      </w:r>
-    </w:p>
-    <w:p>
       <w:pPr>
         <w:pStyle w:val="Heading3"/>
       </w:pPr>
       <w:r>
+        <w:t>Why the result follows</w:t>
+      </w:r>
+    </w:p>
+    <w:p>
+      <w:pPr>
+        <w:spacing w:line="336" w:lineRule="auto" w:after="180"/>
+        <w:shd w:fill="F1F6FC"/>
+      </w:pPr>
+      <w:r>
+        <w:rPr>
+          <w:b w:val="0"/>
+        </w:rPr>
+        <w:t xml:space="preserve">An existing citation is not automatically </w:t>
+      </w:r>
+      <w:r>
+        <w:rPr>
+          <w:b/>
+        </w:rPr>
+        <w:t>evidence</w:t>
+      </w:r>
+      <w:r>
+        <w:rPr>
+          <w:b w:val="0"/>
+        </w:rPr>
+        <w:t xml:space="preserve"> for every nearby sentence. Read the cited passage and compare its exact scope with the </w:t>
+      </w:r>
+      <w:r>
+        <w:rPr>
+          <w:b/>
+        </w:rPr>
+        <w:t>claim</w:t>
+      </w:r>
+      <w:r>
+        <w:rPr>
+          <w:b w:val="0"/>
+        </w:rPr>
+        <w:t>. The universal suitability statement extends beyond what R says.</w:t>
+      </w:r>
+    </w:p>
+    <w:p>
+      <w:pPr>
+        <w:spacing w:line="336" w:lineRule="auto" w:after="180"/>
+        <w:shd w:fill="F1F6FC"/>
+      </w:pPr>
+      <w:r>
+        <w:rPr>
+          <w:b w:val="0"/>
+        </w:rPr>
+        <w:t xml:space="preserve">Remove or qualify unsupported content; adding more copies of the same link does not create the missing </w:t>
+      </w:r>
+      <w:r>
+        <w:rPr>
+          <w:b/>
+        </w:rPr>
+        <w:t>evidence</w:t>
+      </w:r>
+      <w:r>
+        <w:rPr>
+          <w:b w:val="0"/>
+        </w:rPr>
+        <w:t>.</w:t>
+      </w:r>
+    </w:p>
+    <w:p>
+      <w:pPr>
+        <w:pStyle w:val="Heading3"/>
+      </w:pPr>
+      <w:r>
         <w:t>What this example does not establish</w:t>
       </w:r>
     </w:p>
     <w:p>
-      <w:r>
-        <w:t>Source support is relative to supplied records; those records can themselves be incomplete, outdated or incorrect.</w:t>
-      </w:r>
-    </w:p>
-    <w:p>
-      <w:r>
-        <w:t>Read the labelled picture: Why is the original answer not fully supported despite having citations on every claim?</w:t>
-      </w:r>
-    </w:p>
-    <w:p>
-      <w:r>
-        <w:t>Change one thing: Change the third claim to “the record does not assess suitability”. Predict the result before checking the explanation. What remains the same?</w:t>
+      <w:pPr>
+        <w:pStyle w:val="Heading3"/>
+      </w:pPr>
+      <w:r>
+        <w:t>Keep the stated limit</w:t>
+      </w:r>
+    </w:p>
+    <w:p>
+      <w:pPr>
+        <w:spacing w:line="336" w:lineRule="auto" w:after="180"/>
+        <w:shd w:fill="FFF5E6"/>
+      </w:pPr>
+      <w:r>
+        <w:rPr>
+          <w:b/>
+        </w:rPr>
+        <w:t>Source</w:t>
+      </w:r>
+      <w:r>
+        <w:rPr>
+          <w:b w:val="0"/>
+        </w:rPr>
+        <w:t xml:space="preserve"> support is relative to supplied records; those records can themselves be incomplete, outdated or incorrect.</w:t>
+      </w:r>
+    </w:p>
+    <w:p>
+      <w:pPr>
+        <w:pStyle w:val="Heading3"/>
+      </w:pPr>
+      <w:r>
+        <w:t>Keep the stated limit</w:t>
+      </w:r>
+    </w:p>
+    <w:p>
+      <w:pPr>
+        <w:spacing w:line="336" w:lineRule="auto" w:after="180"/>
+        <w:shd w:fill="FFF5E6"/>
+      </w:pPr>
+      <w:r>
+        <w:rPr>
+          <w:b w:val="0"/>
+        </w:rPr>
+        <w:t xml:space="preserve">Read the labelled picture: Why is the original answer not fully supported despite having citations on every </w:t>
+      </w:r>
+      <w:r>
+        <w:rPr>
+          <w:b/>
+        </w:rPr>
+        <w:t>claim</w:t>
+      </w:r>
+      <w:r>
+        <w:rPr>
+          <w:b w:val="0"/>
+        </w:rPr>
+        <w:t>?</w:t>
+      </w:r>
+    </w:p>
+    <w:p>
+      <w:pPr>
+        <w:pStyle w:val="Heading3"/>
+      </w:pPr>
+      <w:r>
+        <w:t>Keep the stated limit</w:t>
+      </w:r>
+    </w:p>
+    <w:p>
+      <w:pPr>
+        <w:spacing w:line="336" w:lineRule="auto" w:after="180"/>
+        <w:shd w:fill="FFF5E6"/>
+      </w:pPr>
+      <w:r>
+        <w:rPr>
+          <w:b w:val="0"/>
+        </w:rPr>
+        <w:t xml:space="preserve">Change one thing: Change the third </w:t>
+      </w:r>
+      <w:r>
+        <w:rPr>
+          <w:b/>
+        </w:rPr>
+        <w:t>claim</w:t>
+      </w:r>
+      <w:r>
+        <w:rPr>
+          <w:b w:val="0"/>
+        </w:rPr>
+        <w:t xml:space="preserve"> to “the record does not assess suitability”. Predict the result before checking the explanation. What remains the same?</w:t>
       </w:r>
     </w:p>
     <w:p>
@@ -1808,17 +3055,61 @@
     </w:p>
     <w:p>
       <w:r>
+        <w:t>Find the unsupported step in the Evidence and Sources claim and explain a repair using the supplied evidence.</w:t>
+      </w:r>
+    </w:p>
+    <w:p>
+      <w:pPr>
+        <w:pStyle w:val="Heading3"/>
+      </w:pPr>
+      <w:r>
+        <w:t>Find the first error</w:t>
+      </w:r>
+    </w:p>
+    <w:p>
+      <w:pPr>
+        <w:spacing w:line="336" w:lineRule="auto" w:after="180"/>
+        <w:shd w:fill="FFF5E6"/>
+      </w:pPr>
+      <w:r>
+        <w:rPr>
+          <w:b w:val="0"/>
+        </w:rPr>
         <w:t>ERROR DETECTIVE</w:t>
       </w:r>
     </w:p>
     <w:p>
-      <w:r>
+      <w:pPr>
+        <w:spacing w:line="336" w:lineRule="auto" w:after="180"/>
+      </w:pPr>
+      <w:r>
+        <w:rPr>
+          <w:b w:val="0"/>
+        </w:rPr>
         <w:t>Compare → Diagnose → Repair</w:t>
       </w:r>
     </w:p>
     <w:p>
-      <w:r>
-        <w:t>Do not patch the answer. Find the earliest unsupported assumption, wrong step, or weak evidence.</w:t>
+      <w:pPr>
+        <w:spacing w:line="336" w:lineRule="auto" w:after="180"/>
+      </w:pPr>
+      <w:r>
+        <w:rPr>
+          <w:b w:val="0"/>
+        </w:rPr>
+        <w:t xml:space="preserve">Do not patch the answer. Find the earliest unsupported assumption, wrong step, or weak </w:t>
+      </w:r>
+      <w:r>
+        <w:rPr>
+          <w:b/>
+        </w:rPr>
+        <w:t>evidence</w:t>
+      </w:r>
+      <w:r>
+        <w:rPr>
+          <w:b w:val="0"/>
+        </w:rPr>
+        <w:t>.</w:t>
       </w:r>
     </w:p>
     <w:p>
@@ -2068,7 +3359,14 @@
       </w:tr>
     </w:tbl>
     <w:p>
-      <w:r>
+      <w:pPr>
+        <w:spacing w:line="336" w:lineRule="auto" w:after="180"/>
+        <w:shd w:fill="F5F1FB"/>
+      </w:pPr>
+      <w:r>
+        <w:rPr>
+          <w:b w:val="0"/>
+        </w:rPr>
         <w:t>Repair one cause. Why is this repair better than changing several things?</w:t>
       </w:r>
     </w:p>
@@ -2114,15 +3412,54 @@
       </w:r>
     </w:p>
     <w:p>
-      <w:r>
-        <w:t>Complete the supported workbook tasks before attempting W4 independently. Record any hints or help used. After feedback, use the teacher's fresh retry rather than copying the earlier answer. For a project, select a relevant new case, predict the outcome from the declared rule and preserve the result alongside any revision.</w:t>
-      </w:r>
-    </w:p>
-    <w:p>
       <w:pPr>
         <w:pStyle w:val="Heading3"/>
       </w:pPr>
       <w:r>
+        <w:t>Check the claim against the facts</w:t>
+      </w:r>
+    </w:p>
+    <w:p>
+      <w:pPr>
+        <w:spacing w:line="336" w:lineRule="auto" w:after="180"/>
+        <w:shd w:fill="FFF5E6"/>
+      </w:pPr>
+      <w:r>
+        <w:rPr>
+          <w:b w:val="0"/>
+        </w:rPr>
+        <w:t xml:space="preserve">Complete the supported workbook tasks before attempting W4 </w:t>
+      </w:r>
+      <w:r>
+        <w:rPr>
+          <w:b/>
+        </w:rPr>
+        <w:t>independent</w:t>
+      </w:r>
+      <w:r>
+        <w:rPr>
+          <w:b w:val="0"/>
+        </w:rPr>
+        <w:t>ly. Record any hints or help used. After feedback, use the teacher's fresh retry rather than copying the earlier answer.</w:t>
+      </w:r>
+    </w:p>
+    <w:p>
+      <w:pPr>
+        <w:spacing w:line="336" w:lineRule="auto" w:after="180"/>
+        <w:shd w:fill="FFF5E6"/>
+      </w:pPr>
+      <w:r>
+        <w:rPr>
+          <w:b w:val="0"/>
+        </w:rPr>
+        <w:t>For a project, select a relevant new case, predict the outcome from the declared rule and preserve the result alongside any revision.</w:t>
+      </w:r>
+    </w:p>
+    <w:p>
+      <w:pPr>
+        <w:pStyle w:val="Heading3"/>
+      </w:pPr>
+      <w:r>
         <w:t>Exit: propose one revealing change to the worked scenario. State the expected outcome and the evidence that would make you revise your explanation.</w:t>
       </w:r>
     </w:p>
@@ -2161,16 +3498,39 @@
     </w:p>
     <w:p>
       <w:r>
+        <w:t>Practise Evidence and Sources with support, then explain the deciding step in your own words.</w:t>
+      </w:r>
+    </w:p>
+    <w:p>
+      <w:pPr>
+        <w:spacing w:line="336" w:lineRule="auto" w:after="180"/>
+      </w:pPr>
+      <w:r>
+        <w:rPr>
+          <w:b/>
+        </w:rPr>
         <w:t>LOGIC STUDIO</w:t>
       </w:r>
     </w:p>
     <w:p>
-      <w:r>
+      <w:pPr>
+        <w:spacing w:line="336" w:lineRule="auto" w:after="180"/>
+      </w:pPr>
+      <w:r>
+        <w:rPr>
+          <w:b w:val="0"/>
+        </w:rPr>
         <w:t>Trace Before You Run</w:t>
       </w:r>
     </w:p>
     <w:p>
-      <w:r>
+      <w:pPr>
+        <w:spacing w:line="336" w:lineRule="auto" w:after="180"/>
+      </w:pPr>
+      <w:r>
+        <w:rPr>
+          <w:b w:val="0"/>
+        </w:rPr>
         <w:t>Block code, pseudocode, tables, and diagrams are different ways to expose the same reasoning.</w:t>
       </w:r>
     </w:p>
@@ -2211,8 +3571,26 @@
       </w:r>
     </w:p>
     <w:p>
-      <w:r>
-        <w:t>SET evidence_record</w:t>
+      <w:pPr>
+        <w:spacing w:line="336" w:lineRule="auto" w:after="180"/>
+      </w:pPr>
+      <w:r>
+        <w:rPr>
+          <w:b w:val="0"/>
+        </w:rPr>
+        <w:t xml:space="preserve">SET </w:t>
+      </w:r>
+      <w:r>
+        <w:rPr>
+          <w:b/>
+        </w:rPr>
+        <w:t>evidence</w:t>
+      </w:r>
+      <w:r>
+        <w:rPr>
+          <w:b w:val="0"/>
+        </w:rPr>
+        <w:t>_record</w:t>
         <w:br/>
         <w:t>PREDICT expected_result</w:t>
         <w:br/>
@@ -2226,8 +3604,27 @@
       </w:r>
     </w:p>
     <w:p>
-      <w:r>
-        <w:t>Trace one input. Which line changes the state or chooses a path?</w:t>
+      <w:pPr>
+        <w:spacing w:line="336" w:lineRule="auto" w:after="180"/>
+        <w:shd w:fill="F5F1FB"/>
+      </w:pPr>
+      <w:r>
+        <w:rPr>
+          <w:b w:val="0"/>
+        </w:rPr>
+        <w:t xml:space="preserve">Trace one </w:t>
+      </w:r>
+      <w:r>
+        <w:rPr>
+          <w:b/>
+        </w:rPr>
+        <w:t>input</w:t>
+      </w:r>
+      <w:r>
+        <w:rPr>
+          <w:b w:val="0"/>
+        </w:rPr>
+        <w:t>. Which line changes the state or chooses a path?</w:t>
       </w:r>
     </w:p>
     <w:p>
@@ -2272,13 +3669,72 @@
       </w:r>
     </w:p>
     <w:p>
-      <w:r>
-        <w:t>Citation counts do not establish truth beyond the supplied sources or the correctness of uncited claims.</w:t>
-      </w:r>
-    </w:p>
-    <w:p>
-      <w:r>
-        <w:t>A useful check asks what would make the reasoning fail. Distinguish a failure to execute the declared procedure from a weakness in the procedure itself. The first may require a correction; the second requires an explicitly revised method and new evidence. Preserve unsuccessful cases so an improved result cannot hide the original problem.</w:t>
+      <w:pPr>
+        <w:spacing w:line="336" w:lineRule="auto" w:after="180"/>
+      </w:pPr>
+      <w:r>
+        <w:rPr>
+          <w:b w:val="0"/>
+        </w:rPr>
+        <w:t xml:space="preserve">Citation counts do not establish truth beyond the supplied </w:t>
+      </w:r>
+      <w:r>
+        <w:rPr>
+          <w:b/>
+        </w:rPr>
+        <w:t>source</w:t>
+      </w:r>
+      <w:r>
+        <w:rPr>
+          <w:b w:val="0"/>
+        </w:rPr>
+        <w:t xml:space="preserve">s or the correctness of uncited </w:t>
+      </w:r>
+      <w:r>
+        <w:rPr>
+          <w:b/>
+        </w:rPr>
+        <w:t>claim</w:t>
+      </w:r>
+      <w:r>
+        <w:rPr>
+          <w:b w:val="0"/>
+        </w:rPr>
+        <w:t>s.</w:t>
+      </w:r>
+    </w:p>
+    <w:p>
+      <w:pPr>
+        <w:spacing w:line="336" w:lineRule="auto" w:after="180"/>
+      </w:pPr>
+      <w:r>
+        <w:rPr>
+          <w:b w:val="0"/>
+        </w:rPr>
+        <w:t>A useful check asks what would make the reasoning fail. Distinguish a failure to execute the declared procedure from a weakness in the procedure itself.</w:t>
+      </w:r>
+    </w:p>
+    <w:p>
+      <w:pPr>
+        <w:spacing w:line="336" w:lineRule="auto" w:after="180"/>
+      </w:pPr>
+      <w:r>
+        <w:rPr>
+          <w:b w:val="0"/>
+        </w:rPr>
+        <w:t xml:space="preserve">The first may require a correction; the second requires an explicitly revised method and new </w:t>
+      </w:r>
+      <w:r>
+        <w:rPr>
+          <w:b/>
+        </w:rPr>
+        <w:t>evidence</w:t>
+      </w:r>
+      <w:r>
+        <w:rPr>
+          <w:b w:val="0"/>
+        </w:rPr>
+        <w:t>. Preserve unsuccessful cases so an improved result cannot hide the original problem.</w:t>
       </w:r>
     </w:p>
     <w:p>
@@ -2323,8 +3779,38 @@
       </w:r>
     </w:p>
     <w:p>
-      <w:r>
-        <w:t>Use workbook W2 for the connected example “Claim support and citation evaluation”. First fill the input and rule boxes. Try the middle steps before asking for a hint. After a hint, try the next step yourself.</w:t>
+      <w:pPr>
+        <w:spacing w:line="336" w:lineRule="auto" w:after="180"/>
+      </w:pPr>
+      <w:r>
+        <w:rPr>
+          <w:b w:val="0"/>
+        </w:rPr>
+        <w:t>Use workbook W2 for the connected example “</w:t>
+      </w:r>
+      <w:r>
+        <w:rPr>
+          <w:b/>
+        </w:rPr>
+        <w:t>Claim</w:t>
+      </w:r>
+      <w:r>
+        <w:rPr>
+          <w:b w:val="0"/>
+        </w:rPr>
+        <w:t xml:space="preserve"> support and citation evaluation”. First fill the </w:t>
+      </w:r>
+      <w:r>
+        <w:rPr>
+          <w:b/>
+        </w:rPr>
+        <w:t>input</w:t>
+      </w:r>
+      <w:r>
+        <w:rPr>
+          <w:b w:val="0"/>
+        </w:rPr>
+        <w:t xml:space="preserve"> and rule boxes. Try the middle steps before asking for a hint. After a hint, try the next step yourself.</w:t>
       </w:r>
     </w:p>
     <w:tbl>
@@ -2407,7 +3893,13 @@
       </w:tr>
     </w:tbl>
     <w:p>
-      <w:r>
+      <w:pPr>
+        <w:spacing w:line="336" w:lineRule="auto" w:after="180"/>
+      </w:pPr>
+      <w:r>
+        <w:rPr>
+          <w:b w:val="0"/>
+        </w:rPr>
         <w:t>Explain your trace to a partner. Your partner points to one step to check. Swap roles on the next case. Each person writes their own explanation.</w:t>
       </w:r>
     </w:p>
@@ -2420,12 +3912,47 @@
       </w:r>
     </w:p>
     <w:p>
-      <w:r>
-        <w:t>Use the worked case for Claim support and citation evaluation. Proposed explanation: “The worked result establishes every future case”. Decide whether this explanation is supported. Point to the step or supplied fact that decides; explain your repair if needed.</w:t>
-      </w:r>
-    </w:p>
-    <w:p>
-      <w:r>
+      <w:pPr>
+        <w:spacing w:line="336" w:lineRule="auto" w:after="180"/>
+      </w:pPr>
+      <w:r>
+        <w:rPr>
+          <w:b w:val="0"/>
+        </w:rPr>
+        <w:t xml:space="preserve">Use the worked case for </w:t>
+      </w:r>
+      <w:r>
+        <w:rPr>
+          <w:b/>
+        </w:rPr>
+        <w:t>Claim</w:t>
+      </w:r>
+      <w:r>
+        <w:rPr>
+          <w:b w:val="0"/>
+        </w:rPr>
+        <w:t xml:space="preserve"> support and citation evaluation. Proposed explanation: “The worked result establishes every future case”. Decide whether this explanation is supported.</w:t>
+      </w:r>
+    </w:p>
+    <w:p>
+      <w:pPr>
+        <w:spacing w:line="336" w:lineRule="auto" w:after="180"/>
+      </w:pPr>
+      <w:r>
+        <w:rPr>
+          <w:b w:val="0"/>
+        </w:rPr>
+        <w:t>Point to the step or supplied fact that decides; explain your repair if needed.</w:t>
+      </w:r>
+    </w:p>
+    <w:p>
+      <w:pPr>
+        <w:spacing w:line="336" w:lineRule="auto" w:after="180"/>
+      </w:pPr>
+      <w:r>
+        <w:rPr>
+          <w:b w:val="0"/>
+        </w:rPr>
         <w:t>Answer on your own before discussion. If you are unsure, say which step you need help with.</w:t>
       </w:r>
     </w:p>
@@ -2438,8 +3965,27 @@
       </w:r>
     </w:p>
     <w:p>
-      <w:r>
-        <w:t>Why is the original answer not fully supported despite having citations on every claim?</w:t>
+      <w:pPr>
+        <w:spacing w:line="336" w:lineRule="auto" w:after="180"/>
+        <w:shd w:fill="F5F1FB"/>
+      </w:pPr>
+      <w:r>
+        <w:rPr>
+          <w:b w:val="0"/>
+        </w:rPr>
+        <w:t xml:space="preserve">Why is the original answer not fully supported despite having citations on every </w:t>
+      </w:r>
+      <w:r>
+        <w:rPr>
+          <w:b/>
+        </w:rPr>
+        <w:t>claim</w:t>
+      </w:r>
+      <w:r>
+        <w:rPr>
+          <w:b w:val="0"/>
+        </w:rPr>
+        <w:t>?</w:t>
       </w:r>
     </w:p>
     <w:p>
@@ -2471,8 +4017,26 @@
       </w:r>
     </w:p>
     <w:p>
-      <w:r>
-        <w:t>This is supported practice. Keep the separately named independent case for an attempt before feedback.</w:t>
+      <w:pPr>
+        <w:spacing w:line="336" w:lineRule="auto" w:after="180"/>
+      </w:pPr>
+      <w:r>
+        <w:rPr>
+          <w:b w:val="0"/>
+        </w:rPr>
+        <w:t xml:space="preserve">This is supported practice. Keep the separately named </w:t>
+      </w:r>
+      <w:r>
+        <w:rPr>
+          <w:b/>
+        </w:rPr>
+        <w:t>independent</w:t>
+      </w:r>
+      <w:r>
+        <w:rPr>
+          <w:b w:val="0"/>
+        </w:rPr>
+        <w:t xml:space="preserve"> case for an attempt before feedback.</w:t>
       </w:r>
     </w:p>
     <w:p>
@@ -2485,16 +4049,45 @@
     </w:p>
     <w:p>
       <w:r>
-        <w:t>EVIDENCE LAB</w:t>
-      </w:r>
-    </w:p>
-    <w:p>
-      <w:r>
+        <w:t>Investigate Evidence and Sources. Record the prediction, actual observation or labelled paper trace, explanation and next test separately.</w:t>
+      </w:r>
+    </w:p>
+    <w:p>
+      <w:pPr>
+        <w:spacing w:line="336" w:lineRule="auto" w:after="180"/>
+      </w:pPr>
+      <w:r>
+        <w:rPr>
+          <w:b/>
+        </w:rPr>
+        <w:t>EVIDENCE</w:t>
+      </w:r>
+      <w:r>
+        <w:rPr>
+          <w:b/>
+        </w:rPr>
+        <w:t xml:space="preserve"> LAB</w:t>
+      </w:r>
+    </w:p>
+    <w:p>
+      <w:pPr>
+        <w:spacing w:line="336" w:lineRule="auto" w:after="180"/>
+      </w:pPr>
+      <w:r>
+        <w:rPr>
+          <w:b w:val="0"/>
+        </w:rPr>
         <w:t>Predict → Test → Record → Explain</w:t>
       </w:r>
     </w:p>
     <w:p>
-      <w:r>
+      <w:pPr>
+        <w:spacing w:line="336" w:lineRule="auto" w:after="180"/>
+      </w:pPr>
+      <w:r>
+        <w:rPr>
+          <w:b w:val="0"/>
+        </w:rPr>
         <w:t>Keep expected and actual results separate. Surprises are useful data when recorded honestly.</w:t>
       </w:r>
     </w:p>
@@ -2535,8 +4128,50 @@
       </w:r>
     </w:p>
     <w:p>
-      <w:r>
-        <w:t>Highlight checkable claims in an answer, match each to the best source type, record evidence, and label supported / conflicting / unverified.</w:t>
+      <w:pPr>
+        <w:spacing w:line="336" w:lineRule="auto" w:after="180"/>
+      </w:pPr>
+      <w:r>
+        <w:rPr>
+          <w:b w:val="0"/>
+        </w:rPr>
+        <w:t xml:space="preserve">Highlight checkable </w:t>
+      </w:r>
+      <w:r>
+        <w:rPr>
+          <w:b/>
+        </w:rPr>
+        <w:t>claim</w:t>
+      </w:r>
+      <w:r>
+        <w:rPr>
+          <w:b w:val="0"/>
+        </w:rPr>
+        <w:t xml:space="preserve">s in an answer, match each to the best </w:t>
+      </w:r>
+      <w:r>
+        <w:rPr>
+          <w:b/>
+        </w:rPr>
+        <w:t>source</w:t>
+      </w:r>
+      <w:r>
+        <w:rPr>
+          <w:b w:val="0"/>
+        </w:rPr>
+        <w:t xml:space="preserve"> type, record </w:t>
+      </w:r>
+      <w:r>
+        <w:rPr>
+          <w:b/>
+        </w:rPr>
+        <w:t>evidence</w:t>
+      </w:r>
+      <w:r>
+        <w:rPr>
+          <w:b w:val="0"/>
+        </w:rPr>
+        <w:t>, and label supported / conflicting / unverified.</w:t>
       </w:r>
     </w:p>
     <w:tbl>
@@ -2785,7 +4420,14 @@
       </w:tr>
     </w:tbl>
     <w:p>
-      <w:r>
+      <w:pPr>
+        <w:spacing w:line="336" w:lineRule="auto" w:after="180"/>
+        <w:shd w:fill="F5F1FB"/>
+      </w:pPr>
+      <w:r>
+        <w:rPr>
+          <w:b w:val="0"/>
+        </w:rPr>
         <w:t>What did the hardest test teach you that the normal test did not?</w:t>
       </w:r>
     </w:p>
@@ -2831,7 +4473,13 @@
       </w:r>
     </w:p>
     <w:p>
-      <w:r>
+      <w:pPr>
+        <w:spacing w:line="336" w:lineRule="auto" w:after="180"/>
+      </w:pPr>
+      <w:r>
+        <w:rPr>
+          <w:b w:val="0"/>
+        </w:rPr>
         <w:t>Before trying: what do I expect, and why? While trying: which step could first go wrong? Afterwards: what did I actually observe, and what should change? Keep “not run” if you only traced the procedure.</w:t>
       </w:r>
     </w:p>
@@ -2845,17 +4493,52 @@
     </w:p>
     <w:p>
       <w:r>
+        <w:t>Move from recall to tracing, diagnosis and transfer in Evidence and Sources. Explain why each step is justified.</w:t>
+      </w:r>
+    </w:p>
+    <w:p>
+      <w:pPr>
+        <w:spacing w:line="336" w:lineRule="auto" w:after="180"/>
+      </w:pPr>
+      <w:r>
+        <w:rPr>
+          <w:b/>
+        </w:rPr>
         <w:t>MASTERY</w:t>
       </w:r>
     </w:p>
     <w:p>
-      <w:r>
+      <w:pPr>
+        <w:spacing w:line="336" w:lineRule="auto" w:after="180"/>
+      </w:pPr>
+      <w:r>
+        <w:rPr>
+          <w:b w:val="0"/>
+        </w:rPr>
         <w:t>From Knowing the Word to Owning the Idea</w:t>
       </w:r>
     </w:p>
     <w:p>
-      <w:r>
-        <w:t>Move upward only when you can produce evidence without copying the worked example.</w:t>
+      <w:pPr>
+        <w:spacing w:line="336" w:lineRule="auto" w:after="180"/>
+      </w:pPr>
+      <w:r>
+        <w:rPr>
+          <w:b w:val="0"/>
+        </w:rPr>
+        <w:t xml:space="preserve">Move upward only when you can produce </w:t>
+      </w:r>
+      <w:r>
+        <w:rPr>
+          <w:b/>
+        </w:rPr>
+        <w:t>evidence</w:t>
+      </w:r>
+      <w:r>
+        <w:rPr>
+          <w:b w:val="0"/>
+        </w:rPr>
+        <w:t xml:space="preserve"> without copying the worked example.</w:t>
       </w:r>
     </w:p>
     <w:p>
@@ -2895,33 +4578,117 @@
       </w:r>
     </w:p>
     <w:p>
-      <w:r>
+      <w:pPr>
+        <w:spacing w:line="336" w:lineRule="auto" w:after="180"/>
+      </w:pPr>
+      <w:r>
+        <w:rPr>
+          <w:b w:val="0"/>
+        </w:rPr>
         <w:t>1 • NAME: Define the concept without repeating the textbook.</w:t>
       </w:r>
     </w:p>
     <w:p>
-      <w:r>
-        <w:t>2 • TRACE: Show the information, state, branch, calculation, or evidence path.</w:t>
-      </w:r>
-    </w:p>
-    <w:p>
-      <w:r>
-        <w:t>3 • APPLY: Solve a different example independently.</w:t>
-      </w:r>
-    </w:p>
-    <w:p>
-      <w:r>
+      <w:pPr>
+        <w:spacing w:line="336" w:lineRule="auto" w:after="180"/>
+      </w:pPr>
+      <w:r>
+        <w:rPr>
+          <w:b w:val="0"/>
+        </w:rPr>
+        <w:t xml:space="preserve">2 • TRACE: Show the information, state, branch, calculation, or </w:t>
+      </w:r>
+      <w:r>
+        <w:rPr>
+          <w:b/>
+        </w:rPr>
+        <w:t>evidence</w:t>
+      </w:r>
+      <w:r>
+        <w:rPr>
+          <w:b w:val="0"/>
+        </w:rPr>
+        <w:t xml:space="preserve"> path.</w:t>
+      </w:r>
+    </w:p>
+    <w:p>
+      <w:pPr>
+        <w:spacing w:line="336" w:lineRule="auto" w:after="180"/>
+      </w:pPr>
+      <w:r>
+        <w:rPr>
+          <w:b w:val="0"/>
+        </w:rPr>
+        <w:t xml:space="preserve">3 • APPLY: Solve a different example </w:t>
+      </w:r>
+      <w:r>
+        <w:rPr>
+          <w:b/>
+        </w:rPr>
+        <w:t>independent</w:t>
+      </w:r>
+      <w:r>
+        <w:rPr>
+          <w:b w:val="0"/>
+        </w:rPr>
+        <w:t>ly.</w:t>
+      </w:r>
+    </w:p>
+    <w:p>
+      <w:pPr>
+        <w:spacing w:line="336" w:lineRule="auto" w:after="180"/>
+      </w:pPr>
+      <w:r>
+        <w:rPr>
+          <w:b w:val="0"/>
+        </w:rPr>
         <w:t>4 • CHALLENGE: Find a boundary case, counterexample, or unfair outcome.</w:t>
       </w:r>
     </w:p>
     <w:p>
-      <w:r>
+      <w:pPr>
+        <w:spacing w:line="336" w:lineRule="auto" w:after="180"/>
+      </w:pPr>
+      <w:r>
+        <w:rPr>
+          <w:b w:val="0"/>
+        </w:rPr>
         <w:t>5 • EXPLAIN LIMITS: Say when the result should not be trusted or used alone.</w:t>
       </w:r>
     </w:p>
     <w:p>
-      <w:r>
-        <w:t>My strongest evidence of independent understanding:</w:t>
+      <w:pPr>
+        <w:spacing w:line="336" w:lineRule="auto" w:after="180"/>
+      </w:pPr>
+      <w:r>
+        <w:rPr>
+          <w:b w:val="0"/>
+        </w:rPr>
+        <w:t xml:space="preserve">My strongest </w:t>
+      </w:r>
+      <w:r>
+        <w:rPr>
+          <w:b/>
+        </w:rPr>
+        <w:t>evidence</w:t>
+      </w:r>
+      <w:r>
+        <w:rPr>
+          <w:b w:val="0"/>
+        </w:rPr>
+        <w:t xml:space="preserve"> of </w:t>
+      </w:r>
+      <w:r>
+        <w:rPr>
+          <w:b/>
+        </w:rPr>
+        <w:t>independent</w:t>
+      </w:r>
+      <w:r>
+        <w:rPr>
+          <w:b w:val="0"/>
+        </w:rPr>
+        <w:t xml:space="preserve"> understanding:</w:t>
       </w:r>
     </w:p>
     <w:p>
@@ -2967,16 +4734,39 @@
     </w:p>
     <w:p>
       <w:r>
+        <w:t>Apply this week’s idea to Transparent Book Recommender. Keep an annotated decision and the evidence supporting it.</w:t>
+      </w:r>
+    </w:p>
+    <w:p>
+      <w:pPr>
+        <w:spacing w:line="336" w:lineRule="auto" w:after="180"/>
+      </w:pPr>
+      <w:r>
+        <w:rPr>
+          <w:b/>
+        </w:rPr>
         <w:t>CUMULATIVE PROJECT</w:t>
       </w:r>
     </w:p>
     <w:p>
-      <w:r>
+      <w:pPr>
+        <w:spacing w:line="336" w:lineRule="auto" w:after="180"/>
+      </w:pPr>
+      <w:r>
+        <w:rPr>
+          <w:b w:val="0"/>
+        </w:rPr>
         <w:t>Transparent Book Recommender</w:t>
       </w:r>
     </w:p>
     <w:p>
-      <w:r>
+      <w:pPr>
+        <w:spacing w:line="336" w:lineRule="auto" w:after="180"/>
+      </w:pPr>
+      <w:r>
+        <w:rPr>
+          <w:b w:val="0"/>
+        </w:rPr>
         <w:t>Every week adds one inspectable piece. The system must show how it reached a result.</w:t>
       </w:r>
     </w:p>
@@ -3017,17 +4807,75 @@
       </w:r>
     </w:p>
     <w:p>
-      <w:r>
-        <w:t>THIS WEEK’S CHECKPOINT  Separate profile-based ranking evidence from factual book information and cite the latter.</w:t>
-      </w:r>
-    </w:p>
-    <w:p>
-      <w:r>
-        <w:t>SYSTEM MAP  Reader need → allowed inputs → transparent rule or score → ranked candidates → explanation → test record → human decision</w:t>
-      </w:r>
-    </w:p>
-    <w:p>
-      <w:r>
+      <w:pPr>
+        <w:spacing w:line="336" w:lineRule="auto" w:after="180"/>
+      </w:pPr>
+      <w:r>
+        <w:rPr>
+          <w:b w:val="0"/>
+        </w:rPr>
+        <w:t xml:space="preserve">THIS WEEK’S CHECKPOINT  Separate profile-based ranking </w:t>
+      </w:r>
+      <w:r>
+        <w:rPr>
+          <w:b/>
+        </w:rPr>
+        <w:t>evidence</w:t>
+      </w:r>
+      <w:r>
+        <w:rPr>
+          <w:b w:val="0"/>
+        </w:rPr>
+        <w:t xml:space="preserve"> from factual book information and cite the latter.</w:t>
+      </w:r>
+    </w:p>
+    <w:p>
+      <w:pPr>
+        <w:pStyle w:val="Heading3"/>
+      </w:pPr>
+      <w:r>
+        <w:t>Trace the system</w:t>
+      </w:r>
+    </w:p>
+    <w:p>
+      <w:pPr>
+        <w:spacing w:line="336" w:lineRule="auto" w:after="180"/>
+        <w:shd w:fill="EDF7F3"/>
+      </w:pPr>
+      <w:r>
+        <w:rPr>
+          <w:b w:val="0"/>
+        </w:rPr>
+        <w:t xml:space="preserve">SYSTEM MAP  Reader need → allowed </w:t>
+      </w:r>
+      <w:r>
+        <w:rPr>
+          <w:b/>
+        </w:rPr>
+        <w:t>input</w:t>
+      </w:r>
+      <w:r>
+        <w:rPr>
+          <w:b w:val="0"/>
+        </w:rPr>
+        <w:t xml:space="preserve">s → transparent rule or score → ranked candidates → explanation → test record → </w:t>
+      </w:r>
+      <w:r>
+        <w:rPr>
+          <w:b/>
+        </w:rPr>
+        <w:t>human decision</w:t>
+      </w:r>
+    </w:p>
+    <w:p>
+      <w:pPr>
+        <w:spacing w:line="336" w:lineRule="auto" w:after="180"/>
+        <w:shd w:fill="F5F1FB"/>
+      </w:pPr>
+      <w:r>
+        <w:rPr>
+          <w:b w:val="0"/>
+        </w:rPr>
         <w:t>What will you add, change, or verify in the project this week?</w:t>
       </w:r>
     </w:p>
@@ -3065,8 +4913,27 @@
       </w:r>
     </w:p>
     <w:p>
-      <w:r>
-        <w:t>What should remain under human control?</w:t>
+      <w:pPr>
+        <w:spacing w:line="336" w:lineRule="auto" w:after="180"/>
+        <w:shd w:fill="F5F1FB"/>
+      </w:pPr>
+      <w:r>
+        <w:rPr>
+          <w:b w:val="0"/>
+        </w:rPr>
+        <w:t xml:space="preserve">What should remain under </w:t>
+      </w:r>
+      <w:r>
+        <w:rPr>
+          <w:b/>
+        </w:rPr>
+        <w:t>human control</w:t>
+      </w:r>
+      <w:r>
+        <w:rPr>
+          <w:b w:val="0"/>
+        </w:rPr>
+        <w:t>?</w:t>
       </w:r>
     </w:p>
     <w:p>
@@ -3103,7 +4970,22 @@
       </w:r>
     </w:p>
     <w:p>
-      <w:r>
+      <w:pPr>
+        <w:pStyle w:val="Heading3"/>
+      </w:pPr>
+      <w:r>
+        <w:t>Responsible design</w:t>
+      </w:r>
+    </w:p>
+    <w:p>
+      <w:pPr>
+        <w:spacing w:line="336" w:lineRule="auto" w:after="180"/>
+        <w:shd w:fill="FFF5E6"/>
+      </w:pPr>
+      <w:r>
+        <w:rPr>
+          <w:b w:val="0"/>
+        </w:rPr>
         <w:t>RESPONSIBLE DESIGN  Collect only necessary information. Show uncertainty and limits. Never confuse a ranking with a fact about a person.</w:t>
       </w:r>
     </w:p>
@@ -3116,8 +4998,38 @@
       </w:r>
     </w:p>
     <w:p>
-      <w:r>
-        <w:t>Attach source IDs to recommender explanation facts and separately audit whether each source supports its precise statement.</w:t>
+      <w:pPr>
+        <w:spacing w:line="336" w:lineRule="auto" w:after="180"/>
+      </w:pPr>
+      <w:r>
+        <w:rPr>
+          <w:b w:val="0"/>
+        </w:rPr>
+        <w:t xml:space="preserve">Attach </w:t>
+      </w:r>
+      <w:r>
+        <w:rPr>
+          <w:b/>
+        </w:rPr>
+        <w:t>source</w:t>
+      </w:r>
+      <w:r>
+        <w:rPr>
+          <w:b w:val="0"/>
+        </w:rPr>
+        <w:t xml:space="preserve"> IDs to recommender explanation facts and separately audit whether each </w:t>
+      </w:r>
+      <w:r>
+        <w:rPr>
+          <w:b/>
+        </w:rPr>
+        <w:t>source</w:t>
+      </w:r>
+      <w:r>
+        <w:rPr>
+          <w:b w:val="0"/>
+        </w:rPr>
+        <w:t xml:space="preserve"> supports its precise statement.</w:t>
       </w:r>
     </w:p>
     <w:p>
@@ -3130,16 +5042,54 @@
     </w:p>
     <w:p>
       <w:r>
-        <w:t>INDEPENDENT MASTERY PROOF</w:t>
-      </w:r>
-    </w:p>
-    <w:p>
-      <w:r>
+        <w:t>Use a genuinely new case for independent evidence. Previously discussed examples remain practice; use the separately named independent case before feedback.</w:t>
+      </w:r>
+    </w:p>
+    <w:p>
+      <w:pPr>
+        <w:pStyle w:val="Heading3"/>
+      </w:pPr>
+      <w:r>
+        <w:t>Independent evidence</w:t>
+      </w:r>
+    </w:p>
+    <w:p>
+      <w:pPr>
+        <w:spacing w:line="336" w:lineRule="auto" w:after="180"/>
+        <w:shd w:fill="FFF5E6"/>
+      </w:pPr>
+      <w:r>
+        <w:rPr>
+          <w:b/>
+        </w:rPr>
+        <w:t>INDEPENDENT</w:t>
+      </w:r>
+      <w:r>
+        <w:rPr>
+          <w:b w:val="0"/>
+        </w:rPr>
+        <w:t xml:space="preserve"> MASTERY PROOF</w:t>
+      </w:r>
+    </w:p>
+    <w:p>
+      <w:pPr>
+        <w:spacing w:line="336" w:lineRule="auto" w:after="180"/>
+      </w:pPr>
+      <w:r>
+        <w:rPr>
+          <w:b w:val="0"/>
+        </w:rPr>
         <w:t>Explain • Transfer • Test • Defend</w:t>
       </w:r>
     </w:p>
     <w:p>
-      <w:r>
+      <w:pPr>
+        <w:spacing w:line="336" w:lineRule="auto" w:after="180"/>
+      </w:pPr>
+      <w:r>
+        <w:rPr>
+          <w:b w:val="0"/>
+        </w:rPr>
         <w:t>Complete this page without copying the worked example. Your reasoning matters more than decoration.</w:t>
       </w:r>
     </w:p>
@@ -3180,12 +5130,46 @@
       </w:r>
     </w:p>
     <w:p>
-      <w:r>
-        <w:t>CHALLENGE  Verify a generated answer using two suitable sources.</w:t>
-      </w:r>
-    </w:p>
-    <w:p>
-      <w:r>
+      <w:pPr>
+        <w:pStyle w:val="Heading3"/>
+      </w:pPr>
+      <w:r>
+        <w:t>Try a more demanding case</w:t>
+      </w:r>
+    </w:p>
+    <w:p>
+      <w:pPr>
+        <w:spacing w:line="336" w:lineRule="auto" w:after="180"/>
+        <w:shd w:fill="F5F1FB"/>
+      </w:pPr>
+      <w:r>
+        <w:rPr>
+          <w:b w:val="0"/>
+        </w:rPr>
+        <w:t xml:space="preserve">CHALLENGE  Verify a generated answer using two suitable </w:t>
+      </w:r>
+      <w:r>
+        <w:rPr>
+          <w:b/>
+        </w:rPr>
+        <w:t>source</w:t>
+      </w:r>
+      <w:r>
+        <w:rPr>
+          <w:b w:val="0"/>
+        </w:rPr>
+        <w:t>s.</w:t>
+      </w:r>
+    </w:p>
+    <w:p>
+      <w:pPr>
+        <w:spacing w:line="336" w:lineRule="auto" w:after="180"/>
+        <w:shd w:fill="F4F9FC"/>
+      </w:pPr>
+      <w:r>
+        <w:rPr>
+          <w:b w:val="0"/>
+        </w:rPr>
         <w:t>1. My fresh example, trace, calculation, or design:</w:t>
       </w:r>
     </w:p>
@@ -3223,8 +5207,27 @@
       </w:r>
     </w:p>
     <w:p>
-      <w:r>
-        <w:t>2. My evidence that it works (include a boundary or missing-data case):</w:t>
+      <w:pPr>
+        <w:spacing w:line="336" w:lineRule="auto" w:after="180"/>
+        <w:shd w:fill="F4F9FC"/>
+      </w:pPr>
+      <w:r>
+        <w:rPr>
+          <w:b w:val="0"/>
+        </w:rPr>
+        <w:t xml:space="preserve">2. My </w:t>
+      </w:r>
+      <w:r>
+        <w:rPr>
+          <w:b/>
+        </w:rPr>
+        <w:t>evidence</w:t>
+      </w:r>
+      <w:r>
+        <w:rPr>
+          <w:b w:val="0"/>
+        </w:rPr>
+        <w:t xml:space="preserve"> that it works (include a boundary or missing-data case):</w:t>
       </w:r>
     </w:p>
     <w:p>
@@ -3261,7 +5264,14 @@
       </w:r>
     </w:p>
     <w:p>
-      <w:r>
+      <w:pPr>
+        <w:spacing w:line="336" w:lineRule="auto" w:after="180"/>
+        <w:shd w:fill="F4F9FC"/>
+      </w:pPr>
+      <w:r>
+        <w:rPr>
+          <w:b w:val="0"/>
+        </w:rPr>
         <w:t>3. One limitation, fairness concern, or situation needing human review:</w:t>
       </w:r>
     </w:p>
@@ -3299,8 +5309,47 @@
       </w:r>
     </w:p>
     <w:p>
-      <w:r>
-        <w:t>SELF-CHECK  □ I explained the mechanism  □ I used evidence  □ I tested a fresh case  □ I named a limitation  □ I can answer ‘why?’</w:t>
+      <w:pPr>
+        <w:pStyle w:val="Heading3"/>
+      </w:pPr>
+      <w:r>
+        <w:t>Check your explanation</w:t>
+      </w:r>
+    </w:p>
+    <w:p>
+      <w:pPr>
+        <w:spacing w:line="336" w:lineRule="auto" w:after="180"/>
+        <w:shd w:fill="F5F1FB"/>
+      </w:pPr>
+      <w:r>
+        <w:rPr>
+          <w:b w:val="0"/>
+        </w:rPr>
+        <w:t xml:space="preserve">SELF-CHECK  □ I explained the </w:t>
+      </w:r>
+      <w:r>
+        <w:rPr>
+          <w:b/>
+        </w:rPr>
+        <w:t>mechanism</w:t>
+      </w:r>
+      <w:r>
+        <w:rPr>
+          <w:b w:val="0"/>
+        </w:rPr>
+        <w:t xml:space="preserve">  □ I used </w:t>
+      </w:r>
+      <w:r>
+        <w:rPr>
+          <w:b/>
+        </w:rPr>
+        <w:t>evidence</w:t>
+      </w:r>
+      <w:r>
+        <w:rPr>
+          <w:b w:val="0"/>
+        </w:rPr>
+        <w:t xml:space="preserve">  □ I tested a fresh case  □ I named a limitation  □ I can answer ‘why?’</w:t>
       </w:r>
     </w:p>
     <w:p>
@@ -3312,6 +5361,11 @@
       </w:r>
     </w:p>
     <w:p>
+      <w:r>
+        <w:t>Revisit the complete Evidence and Sources case for supported practice. Repeated examples do not become fresh assessments.</w:t>
+      </w:r>
+    </w:p>
+    <w:p>
       <w:pPr>
         <w:pStyle w:val="Heading3"/>
       </w:pPr>
@@ -3320,8 +5374,26 @@
       </w:r>
     </w:p>
     <w:p>
-      <w:r>
-        <w:t>Use the supplied details to practise the weekly concept before attempting the independent question. This case extends the illustrated lesson.</w:t>
+      <w:pPr>
+        <w:spacing w:line="336" w:lineRule="auto" w:after="180"/>
+      </w:pPr>
+      <w:r>
+        <w:rPr>
+          <w:b w:val="0"/>
+        </w:rPr>
+        <w:t xml:space="preserve">Use the supplied details to practise the weekly concept before attempting the </w:t>
+      </w:r>
+      <w:r>
+        <w:rPr>
+          <w:b/>
+        </w:rPr>
+        <w:t>independent</w:t>
+      </w:r>
+      <w:r>
+        <w:rPr>
+          <w:b w:val="0"/>
+        </w:rPr>
+        <w:t xml:space="preserve"> question. This case extends the illustrated lesson.</w:t>
       </w:r>
     </w:p>
     <w:p>
@@ -3333,7 +5405,13 @@
       </w:r>
     </w:p>
     <w:p>
-      <w:r>
+      <w:pPr>
+        <w:spacing w:line="336" w:lineRule="auto" w:after="180"/>
+      </w:pPr>
+      <w:r>
+        <w:rPr>
+          <w:b w:val="0"/>
+        </w:rPr>
         <w:t>An answer says 80 pages, but the catalogue for that edition says 120.</w:t>
       </w:r>
     </w:p>
@@ -3346,8 +5424,27 @@
       </w:r>
     </w:p>
     <w:p>
-      <w:r>
-        <w:t>What evidence guides correction?</w:t>
+      <w:pPr>
+        <w:spacing w:line="336" w:lineRule="auto" w:after="180"/>
+        <w:shd w:fill="F5F1FB"/>
+      </w:pPr>
+      <w:r>
+        <w:rPr>
+          <w:b w:val="0"/>
+        </w:rPr>
+        <w:t xml:space="preserve">What </w:t>
+      </w:r>
+      <w:r>
+        <w:rPr>
+          <w:b/>
+        </w:rPr>
+        <w:t>evidence</w:t>
+      </w:r>
+      <w:r>
+        <w:rPr>
+          <w:b w:val="0"/>
+        </w:rPr>
+        <w:t xml:space="preserve"> guides correction?</w:t>
       </w:r>
     </w:p>
     <w:p>
@@ -3359,8 +5456,26 @@
       </w:r>
     </w:p>
     <w:p>
-      <w:r>
-        <w:t>Check the exact edition and authoritative catalogue record. Record the supporting source.</w:t>
+      <w:pPr>
+        <w:spacing w:line="336" w:lineRule="auto" w:after="180"/>
+      </w:pPr>
+      <w:r>
+        <w:rPr>
+          <w:b w:val="0"/>
+        </w:rPr>
+        <w:t xml:space="preserve">Check the exact edition and authoritative catalogue record. Record the supporting </w:t>
+      </w:r>
+      <w:r>
+        <w:rPr>
+          <w:b/>
+        </w:rPr>
+        <w:t>source</w:t>
+      </w:r>
+      <w:r>
+        <w:rPr>
+          <w:b w:val="0"/>
+        </w:rPr>
+        <w:t>.</w:t>
       </w:r>
     </w:p>
     <w:p>
@@ -3372,7 +5487,14 @@
       </w:r>
     </w:p>
     <w:p>
-      <w:r>
+      <w:pPr>
+        <w:spacing w:line="336" w:lineRule="auto" w:after="180"/>
+        <w:shd w:fill="F5F1FB"/>
+      </w:pPr>
+      <w:r>
+        <w:rPr>
+          <w:b w:val="0"/>
+        </w:rPr>
         <w:t>Which detail supports the answer, and why does it matter?</w:t>
       </w:r>
     </w:p>
@@ -3528,18 +5650,61 @@
       </w:tr>
     </w:tbl>
     <w:p>
-      <w:r>
+      <w:pPr>
+        <w:spacing w:line="336" w:lineRule="auto" w:after="180"/>
+      </w:pPr>
+      <w:r>
+        <w:rPr>
+          <w:b w:val="0"/>
+        </w:rPr>
         <w:t>An answer says 80 pages, but the catalogue for that edition says 120.</w:t>
       </w:r>
     </w:p>
     <w:p>
-      <w:r>
-        <w:t>What evidence guides correction?</w:t>
-      </w:r>
-    </w:p>
-    <w:p>
-      <w:r>
-        <w:t>Check the exact edition and authoritative catalogue record. Record the supporting source.</w:t>
+      <w:pPr>
+        <w:spacing w:line="336" w:lineRule="auto" w:after="180"/>
+        <w:shd w:fill="F5F1FB"/>
+      </w:pPr>
+      <w:r>
+        <w:rPr>
+          <w:b w:val="0"/>
+        </w:rPr>
+        <w:t xml:space="preserve">What </w:t>
+      </w:r>
+      <w:r>
+        <w:rPr>
+          <w:b/>
+        </w:rPr>
+        <w:t>evidence</w:t>
+      </w:r>
+      <w:r>
+        <w:rPr>
+          <w:b w:val="0"/>
+        </w:rPr>
+        <w:t xml:space="preserve"> guides correction?</w:t>
+      </w:r>
+    </w:p>
+    <w:p>
+      <w:pPr>
+        <w:spacing w:line="336" w:lineRule="auto" w:after="180"/>
+      </w:pPr>
+      <w:r>
+        <w:rPr>
+          <w:b w:val="0"/>
+        </w:rPr>
+        <w:t xml:space="preserve">Check the exact edition and authoritative catalogue record. Record the supporting </w:t>
+      </w:r>
+      <w:r>
+        <w:rPr>
+          <w:b/>
+        </w:rPr>
+        <w:t>source</w:t>
+      </w:r>
+      <w:r>
+        <w:rPr>
+          <w:b w:val="0"/>
+        </w:rPr>
+        <w:t>.</w:t>
       </w:r>
     </w:p>
     <w:p>
@@ -3551,6 +5716,11 @@
       </w:r>
     </w:p>
     <w:p>
+      <w:r>
+        <w:t>Attempt the reserved new case before feedback. Record support; the earlier examples below remain additional practice.</w:t>
+      </w:r>
+    </w:p>
+    <w:p>
       <w:pPr>
         <w:pStyle w:val="Heading3"/>
       </w:pPr>
@@ -3559,8 +5729,26 @@
       </w:r>
     </w:p>
     <w:p>
-      <w:r>
-        <w:t>Five claims; four cited; three supported by cited passages; one cited ID is nonexistent. Compute support and citation presence and explain link limits.</w:t>
+      <w:pPr>
+        <w:spacing w:line="336" w:lineRule="auto" w:after="180"/>
+      </w:pPr>
+      <w:r>
+        <w:rPr>
+          <w:b w:val="0"/>
+        </w:rPr>
+        <w:t xml:space="preserve">Five </w:t>
+      </w:r>
+      <w:r>
+        <w:rPr>
+          <w:b/>
+        </w:rPr>
+        <w:t>claim</w:t>
+      </w:r>
+      <w:r>
+        <w:rPr>
+          <w:b w:val="0"/>
+        </w:rPr>
+        <w:t>s; four cited; three supported by cited passages; one cited ID is nonexistent. Compute support and citation presence and explain link limits.</w:t>
       </w:r>
     </w:p>
     <w:p>
@@ -3607,7 +5795,13 @@
       </w:r>
     </w:p>
     <w:p>
-      <w:r>
+      <w:pPr>
+        <w:spacing w:line="336" w:lineRule="auto" w:after="180"/>
+      </w:pPr>
+      <w:r>
+        <w:rPr>
+          <w:b w:val="0"/>
+        </w:rPr>
         <w:t>Attempt this case before feedback. Record any help. Earlier examples below are further practice; a case already practised with feedback cannot establish fresh transfer.</w:t>
       </w:r>
     </w:p>
@@ -3620,18 +5814,55 @@
       </w:r>
     </w:p>
     <w:p>
-      <w:r>
+      <w:pPr>
+        <w:spacing w:line="336" w:lineRule="auto" w:after="180"/>
+      </w:pPr>
+      <w:r>
+        <w:rPr>
+          <w:b w:val="0"/>
+        </w:rPr>
         <w:t>Close the worked explanation. Apply the idea to this different question without copying.</w:t>
       </w:r>
     </w:p>
     <w:p>
-      <w:r>
-        <w:t>An answer cites a page about opening hours to support a claim about book prices. Is a citation enough? What must be checked?</w:t>
-      </w:r>
-    </w:p>
-    <w:p>
-      <w:r>
-        <w:t>My answer, with a trace, calculation or supporting evidence</w:t>
+      <w:pPr>
+        <w:spacing w:line="336" w:lineRule="auto" w:after="180"/>
+        <w:shd w:fill="F5F1FB"/>
+      </w:pPr>
+      <w:r>
+        <w:rPr>
+          <w:b w:val="0"/>
+        </w:rPr>
+        <w:t xml:space="preserve">An answer cites a page about opening hours to support a </w:t>
+      </w:r>
+      <w:r>
+        <w:rPr>
+          <w:b/>
+        </w:rPr>
+        <w:t>claim</w:t>
+      </w:r>
+      <w:r>
+        <w:rPr>
+          <w:b w:val="0"/>
+        </w:rPr>
+        <w:t xml:space="preserve"> about book prices. Is a citation enough? What must be checked?</w:t>
+      </w:r>
+    </w:p>
+    <w:p>
+      <w:pPr>
+        <w:spacing w:line="336" w:lineRule="auto" w:after="180"/>
+      </w:pPr>
+      <w:r>
+        <w:rPr>
+          <w:b w:val="0"/>
+        </w:rPr>
+        <w:t xml:space="preserve">My answer, with a trace, calculation or supporting </w:t>
+      </w:r>
+      <w:r>
+        <w:rPr>
+          <w:b/>
+        </w:rPr>
+        <w:t>evidence</w:t>
       </w:r>
     </w:p>
     <w:p>
@@ -3676,13 +5907,37 @@
       </w:r>
     </w:p>
     <w:p>
-      <w:r>
+      <w:pPr>
+        <w:spacing w:line="336" w:lineRule="auto" w:after="180"/>
+      </w:pPr>
+      <w:r>
+        <w:rPr>
+          <w:b w:val="0"/>
+        </w:rPr>
         <w:t>Change one relevant detail. Predict the result before testing. Include a boundary or missing-information case when it helps reveal a limit.</w:t>
       </w:r>
     </w:p>
     <w:p>
-      <w:r>
-        <w:t>My changed input and expected result</w:t>
+      <w:pPr>
+        <w:spacing w:line="336" w:lineRule="auto" w:after="180"/>
+      </w:pPr>
+      <w:r>
+        <w:rPr>
+          <w:b w:val="0"/>
+        </w:rPr>
+        <w:t xml:space="preserve">My changed </w:t>
+      </w:r>
+      <w:r>
+        <w:rPr>
+          <w:b/>
+        </w:rPr>
+        <w:t>input</w:t>
+      </w:r>
+      <w:r>
+        <w:rPr>
+          <w:b w:val="0"/>
+        </w:rPr>
+        <w:t xml:space="preserve"> and expected result</w:t>
       </w:r>
     </w:p>
     <w:p>
@@ -3727,13 +5982,49 @@
       </w:r>
     </w:p>
     <w:p>
-      <w:r>
-        <w:t>Separate profile-based ranking evidence from factual book information and cite the latter.</w:t>
-      </w:r>
-    </w:p>
-    <w:p>
-      <w:r>
-        <w:t>The evidence I will keep</w:t>
+      <w:pPr>
+        <w:spacing w:line="336" w:lineRule="auto" w:after="180"/>
+      </w:pPr>
+      <w:r>
+        <w:rPr>
+          <w:b w:val="0"/>
+        </w:rPr>
+        <w:t xml:space="preserve">Separate profile-based ranking </w:t>
+      </w:r>
+      <w:r>
+        <w:rPr>
+          <w:b/>
+        </w:rPr>
+        <w:t>evidence</w:t>
+      </w:r>
+      <w:r>
+        <w:rPr>
+          <w:b w:val="0"/>
+        </w:rPr>
+        <w:t xml:space="preserve"> from factual book information and cite the latter.</w:t>
+      </w:r>
+    </w:p>
+    <w:p>
+      <w:pPr>
+        <w:spacing w:line="336" w:lineRule="auto" w:after="180"/>
+      </w:pPr>
+      <w:r>
+        <w:rPr>
+          <w:b w:val="0"/>
+        </w:rPr>
+        <w:t xml:space="preserve">The </w:t>
+      </w:r>
+      <w:r>
+        <w:rPr>
+          <w:b/>
+        </w:rPr>
+        <w:t>evidence</w:t>
+      </w:r>
+      <w:r>
+        <w:rPr>
+          <w:b w:val="0"/>
+        </w:rPr>
+        <w:t xml:space="preserve"> I will keep</w:t>
       </w:r>
     </w:p>
     <w:p>
@@ -3770,8 +6061,38 @@
       </w:r>
     </w:p>
     <w:p>
-      <w:r>
-        <w:t>Your teacher has the independent answer and scoring criteria. Complete the matching workbook week to keep your practice evidence together.</w:t>
+      <w:pPr>
+        <w:spacing w:line="336" w:lineRule="auto" w:after="180"/>
+      </w:pPr>
+      <w:r>
+        <w:rPr>
+          <w:b w:val="0"/>
+        </w:rPr>
+        <w:t xml:space="preserve">Your teacher has the </w:t>
+      </w:r>
+      <w:r>
+        <w:rPr>
+          <w:b/>
+        </w:rPr>
+        <w:t>independent</w:t>
+      </w:r>
+      <w:r>
+        <w:rPr>
+          <w:b w:val="0"/>
+        </w:rPr>
+        <w:t xml:space="preserve"> answer and scoring criteria. Complete the matching workbook week to keep your practice </w:t>
+      </w:r>
+      <w:r>
+        <w:rPr>
+          <w:b/>
+        </w:rPr>
+        <w:t>evidence</w:t>
+      </w:r>
+      <w:r>
+        <w:rPr>
+          <w:b w:val="0"/>
+        </w:rPr>
+        <w:t xml:space="preserve"> together.</w:t>
       </w:r>
     </w:p>
     <w:p>
@@ -3783,8 +6104,26 @@
       </w:r>
     </w:p>
     <w:p>
-      <w:r>
-        <w:t>Two catalogue records list 96 and 112 pages for a title. A helper averages them and reports 104. Explain the mistake and a better verification process.</w:t>
+      <w:pPr>
+        <w:spacing w:line="336" w:lineRule="auto" w:after="180"/>
+      </w:pPr>
+      <w:r>
+        <w:rPr>
+          <w:b w:val="0"/>
+        </w:rPr>
+        <w:t xml:space="preserve">Two catalogue records list 96 and 112 pages for a title. A helper averages them and reports 104. Explain the mistake and a better verification </w:t>
+      </w:r>
+      <w:r>
+        <w:rPr>
+          <w:b/>
+        </w:rPr>
+        <w:t>process</w:t>
+      </w:r>
+      <w:r>
+        <w:rPr>
+          <w:b w:val="0"/>
+        </w:rPr>
+        <w:t>.</w:t>
       </w:r>
     </w:p>
     <w:p>
@@ -3839,8 +6178,37 @@
       </w:r>
     </w:p>
     <w:p>
-      <w:r>
-        <w:t>Attempt the independent case before hints. Record whether you worked alone, used a hint or followed a model. After feedback, fix the first unsupported step and explain why it changed. A later check uses a changed case, not a copied answer.</w:t>
+      <w:pPr>
+        <w:spacing w:line="336" w:lineRule="auto" w:after="180"/>
+      </w:pPr>
+      <w:r>
+        <w:rPr>
+          <w:b w:val="0"/>
+        </w:rPr>
+        <w:t xml:space="preserve">Attempt the </w:t>
+      </w:r>
+      <w:r>
+        <w:rPr>
+          <w:b/>
+        </w:rPr>
+        <w:t>independent</w:t>
+      </w:r>
+      <w:r>
+        <w:rPr>
+          <w:b w:val="0"/>
+        </w:rPr>
+        <w:t xml:space="preserve"> case before hints. Record whether you worked alone, used a hint or followed a model. After feedback, fix the first unsupported step and explain why it changed.</w:t>
+      </w:r>
+    </w:p>
+    <w:p>
+      <w:pPr>
+        <w:spacing w:line="336" w:lineRule="auto" w:after="180"/>
+      </w:pPr>
+      <w:r>
+        <w:rPr>
+          <w:b w:val="0"/>
+        </w:rPr>
+        <w:t>A later check uses a changed case, not a copied answer.</w:t>
       </w:r>
     </w:p>
     <w:p>
@@ -3853,6 +6221,17 @@
     </w:p>
     <w:p>
       <w:r>
+        <w:t>Use this map to navigate Evidence and Sources, connect the goals to tasks and keep one evidence record for each attempt.</w:t>
+      </w:r>
+    </w:p>
+    <w:p>
+      <w:pPr>
+        <w:spacing w:line="336" w:lineRule="auto" w:after="180"/>
+      </w:pPr>
+      <w:r>
+        <w:rPr>
+          <w:b w:val="0"/>
+        </w:rPr>
         <w:t>Start with this question: A fictional catalogue answer contains three factual statements and cites existing records.</w:t>
       </w:r>
     </w:p>
@@ -3959,13 +6338,73 @@
       </w:tr>
     </w:tbl>
     <w:p>
-      <w:r>
-        <w:t>Remember → watch and explain → try with help → investigate → try independently → keep project evidence. Your teacher may spread this lesson across several classes.</w:t>
-      </w:r>
-    </w:p>
-    <w:p>
-      <w:r>
-        <w:t>Keep your first prediction. Compare it with what the evidence shows and explain any change.</w:t>
+      <w:pPr>
+        <w:spacing w:line="336" w:lineRule="auto" w:after="180"/>
+      </w:pPr>
+      <w:r>
+        <w:rPr>
+          <w:b w:val="0"/>
+        </w:rPr>
+        <w:t xml:space="preserve">Remember → watch and explain → try with help → investigate → try </w:t>
+      </w:r>
+      <w:r>
+        <w:rPr>
+          <w:b/>
+        </w:rPr>
+        <w:t>independent</w:t>
+      </w:r>
+      <w:r>
+        <w:rPr>
+          <w:b w:val="0"/>
+        </w:rPr>
+        <w:t xml:space="preserve">ly → keep project </w:t>
+      </w:r>
+      <w:r>
+        <w:rPr>
+          <w:b/>
+        </w:rPr>
+        <w:t>evidence</w:t>
+      </w:r>
+      <w:r>
+        <w:rPr>
+          <w:b w:val="0"/>
+        </w:rPr>
+        <w:t>. Your teacher may spread this lesson across several classes.</w:t>
+      </w:r>
+    </w:p>
+    <w:p>
+      <w:pPr>
+        <w:spacing w:line="336" w:lineRule="auto" w:after="180"/>
+      </w:pPr>
+      <w:r>
+        <w:rPr>
+          <w:b w:val="0"/>
+        </w:rPr>
+        <w:t xml:space="preserve">Keep your first </w:t>
+      </w:r>
+      <w:r>
+        <w:rPr>
+          <w:b/>
+        </w:rPr>
+        <w:t>prediction</w:t>
+      </w:r>
+      <w:r>
+        <w:rPr>
+          <w:b w:val="0"/>
+        </w:rPr>
+        <w:t xml:space="preserve">. Compare it with what the </w:t>
+      </w:r>
+      <w:r>
+        <w:rPr>
+          <w:b/>
+        </w:rPr>
+        <w:t>evidence</w:t>
+      </w:r>
+      <w:r>
+        <w:rPr>
+          <w:b w:val="0"/>
+        </w:rPr>
+        <w:t xml:space="preserve"> shows and explain any change.</w:t>
       </w:r>
     </w:p>
     <w:p>
@@ -3978,7 +6417,42 @@
     </w:p>
     <w:p>
       <w:r>
-        <w:t>Close your notes. Explain this goal in your own words: Explain the mechanism and terminology of claim support and citation evaluation</w:t>
+        <w:t>Explain Evidence and Sources without notes, identify a remaining question and plan a later check with a changed case.</w:t>
+      </w:r>
+    </w:p>
+    <w:p>
+      <w:pPr>
+        <w:spacing w:line="336" w:lineRule="auto" w:after="180"/>
+      </w:pPr>
+      <w:r>
+        <w:rPr>
+          <w:b w:val="0"/>
+        </w:rPr>
+        <w:t xml:space="preserve">Close your notes. Explain this goal in your own words: Explain the </w:t>
+      </w:r>
+      <w:r>
+        <w:rPr>
+          <w:b/>
+        </w:rPr>
+        <w:t>mechanism</w:t>
+      </w:r>
+      <w:r>
+        <w:rPr>
+          <w:b w:val="0"/>
+        </w:rPr>
+        <w:t xml:space="preserve"> and terminology of </w:t>
+      </w:r>
+      <w:r>
+        <w:rPr>
+          <w:b/>
+        </w:rPr>
+        <w:t>claim</w:t>
+      </w:r>
+      <w:r>
+        <w:rPr>
+          <w:b w:val="0"/>
+        </w:rPr>
+        <w:t xml:space="preserve"> support and citation evaluation</w:t>
       </w:r>
     </w:p>
     <w:p>
@@ -4015,13 +6489,61 @@
       </w:r>
     </w:p>
     <w:p>
-      <w:r>
-        <w:t>If you are unsure, return to the worked picture and explain one arrow. If you are ready, change an input or assumption and justify your prediction.</w:t>
-      </w:r>
-    </w:p>
-    <w:p>
-      <w:r>
-        <w:t>Save your workbook evidence. At the next review, try a different case before opening your old answer.</w:t>
+      <w:pPr>
+        <w:spacing w:line="336" w:lineRule="auto" w:after="180"/>
+      </w:pPr>
+      <w:r>
+        <w:rPr>
+          <w:b w:val="0"/>
+        </w:rPr>
+        <w:t xml:space="preserve">If you are unsure, return to the worked picture and explain one arrow. If you are ready, change an </w:t>
+      </w:r>
+      <w:r>
+        <w:rPr>
+          <w:b/>
+        </w:rPr>
+        <w:t>input</w:t>
+      </w:r>
+      <w:r>
+        <w:rPr>
+          <w:b w:val="0"/>
+        </w:rPr>
+        <w:t xml:space="preserve"> or assumption and justify your </w:t>
+      </w:r>
+      <w:r>
+        <w:rPr>
+          <w:b/>
+        </w:rPr>
+        <w:t>prediction</w:t>
+      </w:r>
+      <w:r>
+        <w:rPr>
+          <w:b w:val="0"/>
+        </w:rPr>
+        <w:t>.</w:t>
+      </w:r>
+    </w:p>
+    <w:p>
+      <w:pPr>
+        <w:spacing w:line="336" w:lineRule="auto" w:after="180"/>
+      </w:pPr>
+      <w:r>
+        <w:rPr>
+          <w:b w:val="0"/>
+        </w:rPr>
+        <w:t xml:space="preserve">Save your workbook </w:t>
+      </w:r>
+      <w:r>
+        <w:rPr>
+          <w:b/>
+        </w:rPr>
+        <w:t>evidence</w:t>
+      </w:r>
+      <w:r>
+        <w:rPr>
+          <w:b w:val="0"/>
+        </w:rPr>
+        <w:t>. At the next review, try a different case before opening your old answer.</w:t>
       </w:r>
     </w:p>
     <w:p>
@@ -4034,11 +6556,40 @@
     </w:p>
     <w:p>
       <w:r>
-        <w:t>Use this supported practice once, in the browser or on paper. Keep the reserved independent assessment for a separate first attempt before teacher feedback.</w:t>
-      </w:r>
-    </w:p>
-    <w:p>
-      <w:r>
+        <w:t>Attempt supported questions before using hints or feedback. Review a missing building block, then keep the completed work.</w:t>
+      </w:r>
+    </w:p>
+    <w:p>
+      <w:pPr>
+        <w:spacing w:line="336" w:lineRule="auto" w:after="180"/>
+      </w:pPr>
+      <w:r>
+        <w:rPr>
+          <w:b w:val="0"/>
+        </w:rPr>
+        <w:t xml:space="preserve">Use this supported practice once, in the browser or on paper. Keep the reserved </w:t>
+      </w:r>
+      <w:r>
+        <w:rPr>
+          <w:b/>
+        </w:rPr>
+        <w:t>independent</w:t>
+      </w:r>
+      <w:r>
+        <w:rPr>
+          <w:b w:val="0"/>
+        </w:rPr>
+        <w:t xml:space="preserve"> assessment for a separate first attempt before teacher feedback.</w:t>
+      </w:r>
+    </w:p>
+    <w:p>
+      <w:pPr>
+        <w:spacing w:line="336" w:lineRule="auto" w:after="180"/>
+      </w:pPr>
+      <w:r>
+        <w:rPr>
+          <w:b w:val="0"/>
+        </w:rPr>
         <w:t>A fictional catalogue answer contains three factual statements and cites existing records.</w:t>
       </w:r>
     </w:p>
@@ -4051,28 +6602,110 @@
       </w:r>
     </w:p>
     <w:p>
-      <w:r>
-        <w:t>Which labelled step matches this detail? Citation presence 3/3; link validity 3/3; supported claims 2/3.</w:t>
-      </w:r>
-    </w:p>
-    <w:p>
-      <w:r>
-        <w:t>1. Check exact source support</w:t>
-      </w:r>
-    </w:p>
-    <w:p>
-      <w:r>
+      <w:pPr>
+        <w:spacing w:line="336" w:lineRule="auto" w:after="180"/>
+      </w:pPr>
+      <w:r>
+        <w:rPr>
+          <w:b w:val="0"/>
+        </w:rPr>
+        <w:t xml:space="preserve">Which labelled step matches this detail? Citation presence 3/3; </w:t>
+      </w:r>
+      <w:r>
+        <w:rPr>
+          <w:b/>
+        </w:rPr>
+        <w:t>link validity</w:t>
+      </w:r>
+      <w:r>
+        <w:rPr>
+          <w:b w:val="0"/>
+        </w:rPr>
+        <w:t xml:space="preserve"> 3/3; supported </w:t>
+      </w:r>
+      <w:r>
+        <w:rPr>
+          <w:b/>
+        </w:rPr>
+        <w:t>claim</w:t>
+      </w:r>
+      <w:r>
+        <w:rPr>
+          <w:b w:val="0"/>
+        </w:rPr>
+        <w:t>s 2/3.</w:t>
+      </w:r>
+    </w:p>
+    <w:p>
+      <w:pPr>
+        <w:spacing w:line="336" w:lineRule="auto" w:after="180"/>
+        <w:shd w:fill="F4F9FC"/>
+      </w:pPr>
+      <w:r>
+        <w:rPr>
+          <w:b w:val="0"/>
+        </w:rPr>
+        <w:t xml:space="preserve">1. Check exact </w:t>
+      </w:r>
+      <w:r>
+        <w:rPr>
+          <w:b/>
+        </w:rPr>
+        <w:t>source</w:t>
+      </w:r>
+      <w:r>
+        <w:rPr>
+          <w:b w:val="0"/>
+        </w:rPr>
+        <w:t xml:space="preserve"> support</w:t>
+      </w:r>
+    </w:p>
+    <w:p>
+      <w:pPr>
+        <w:spacing w:line="336" w:lineRule="auto" w:after="180"/>
+        <w:shd w:fill="F4F9FC"/>
+      </w:pPr>
+      <w:r>
+        <w:rPr>
+          <w:b w:val="0"/>
+        </w:rPr>
         <w:t>2. Check links</w:t>
       </w:r>
     </w:p>
     <w:p>
-      <w:r>
+      <w:pPr>
+        <w:spacing w:line="336" w:lineRule="auto" w:after="180"/>
+        <w:shd w:fill="F4F9FC"/>
+      </w:pPr>
+      <w:r>
+        <w:rPr>
+          <w:b w:val="0"/>
+        </w:rPr>
         <w:t>3. Report separately</w:t>
       </w:r>
     </w:p>
     <w:p>
-      <w:r>
-        <w:t>4. Break into claims</w:t>
+      <w:pPr>
+        <w:spacing w:line="336" w:lineRule="auto" w:after="180"/>
+        <w:shd w:fill="F4F9FC"/>
+      </w:pPr>
+      <w:r>
+        <w:rPr>
+          <w:b w:val="0"/>
+        </w:rPr>
+        <w:t xml:space="preserve">4. Break into </w:t>
+      </w:r>
+      <w:r>
+        <w:rPr>
+          <w:b/>
+        </w:rPr>
+        <w:t>claim</w:t>
+      </w:r>
+      <w:r>
+        <w:rPr>
+          <w:b w:val="0"/>
+        </w:rPr>
+        <w:t>s</w:t>
       </w:r>
     </w:p>
     <w:p>
@@ -4109,41 +6742,227 @@
       </w:r>
     </w:p>
     <w:p>
-      <w:r>
+      <w:pPr>
+        <w:pStyle w:val="Heading3"/>
+      </w:pPr>
+      <w:r>
+        <w:t>Hint · try first</w:t>
+      </w:r>
+    </w:p>
+    <w:p>
+      <w:pPr>
+        <w:spacing w:line="336" w:lineRule="auto" w:after="180"/>
+        <w:shd w:fill="F1F6F8"/>
+      </w:pPr>
+      <w:r>
+        <w:rPr>
+          <w:b w:val="0"/>
+        </w:rPr>
         <w:t>Hint if needed: Read the steps in the pictorial case. Match the supplied detail to the stage that performs or records it.</w:t>
       </w:r>
     </w:p>
     <w:p>
-      <w:r>
-        <w:t>After your attempt, compare with the supported explanation: Report separately Citation presence 3/3; link validity 3/3; supported claims 2/3. An existing citation is not automatically evidence for every nearby sentence. Read the cited passage and compare its exact scope with the claim. The universal suitability statement extends beyond what R says. Remove or qualify unsupported content; adding more copies of the same link does not create the missing evidence.</w:t>
-      </w:r>
-    </w:p>
-    <w:p>
       <w:pPr>
         <w:pStyle w:val="Heading3"/>
       </w:pPr>
       <w:r>
+        <w:t>Feedback · compare after trying</w:t>
+      </w:r>
+    </w:p>
+    <w:p>
+      <w:pPr>
+        <w:spacing w:line="336" w:lineRule="auto" w:after="180"/>
+        <w:shd w:fill="F1F6FC"/>
+      </w:pPr>
+      <w:r>
+        <w:rPr>
+          <w:b w:val="0"/>
+        </w:rPr>
+        <w:t xml:space="preserve">After your attempt, compare with the supported explanation: Report separately Citation presence 3/3; </w:t>
+      </w:r>
+      <w:r>
+        <w:rPr>
+          <w:b/>
+        </w:rPr>
+        <w:t>link validity</w:t>
+      </w:r>
+      <w:r>
+        <w:rPr>
+          <w:b w:val="0"/>
+        </w:rPr>
+        <w:t xml:space="preserve"> 3/3; supported </w:t>
+      </w:r>
+      <w:r>
+        <w:rPr>
+          <w:b/>
+        </w:rPr>
+        <w:t>claim</w:t>
+      </w:r>
+      <w:r>
+        <w:rPr>
+          <w:b w:val="0"/>
+        </w:rPr>
+        <w:t xml:space="preserve">s 2/3. An existing citation is not automatically </w:t>
+      </w:r>
+      <w:r>
+        <w:rPr>
+          <w:b/>
+        </w:rPr>
+        <w:t>evidence</w:t>
+      </w:r>
+      <w:r>
+        <w:rPr>
+          <w:b w:val="0"/>
+        </w:rPr>
+        <w:t xml:space="preserve"> for every nearby sentence.</w:t>
+      </w:r>
+    </w:p>
+    <w:p>
+      <w:pPr>
+        <w:spacing w:line="336" w:lineRule="auto" w:after="180"/>
+        <w:shd w:fill="F1F6FC"/>
+      </w:pPr>
+      <w:r>
+        <w:rPr>
+          <w:b w:val="0"/>
+        </w:rPr>
+        <w:t xml:space="preserve">Read the cited passage and compare its exact scope with the </w:t>
+      </w:r>
+      <w:r>
+        <w:rPr>
+          <w:b/>
+        </w:rPr>
+        <w:t>claim</w:t>
+      </w:r>
+      <w:r>
+        <w:rPr>
+          <w:b w:val="0"/>
+        </w:rPr>
+        <w:t>. The universal suitability statement extends beyond what R says.</w:t>
+      </w:r>
+    </w:p>
+    <w:p>
+      <w:pPr>
+        <w:spacing w:line="336" w:lineRule="auto" w:after="180"/>
+        <w:shd w:fill="F1F6FC"/>
+      </w:pPr>
+      <w:r>
+        <w:rPr>
+          <w:b w:val="0"/>
+        </w:rPr>
+        <w:t xml:space="preserve">Remove or qualify unsupported content; adding more copies of the same link does not create the missing </w:t>
+      </w:r>
+      <w:r>
+        <w:rPr>
+          <w:b/>
+        </w:rPr>
+        <w:t>evidence</w:t>
+      </w:r>
+      <w:r>
+        <w:rPr>
+          <w:b w:val="0"/>
+        </w:rPr>
+        <w:t>.</w:t>
+      </w:r>
+    </w:p>
+    <w:p>
+      <w:pPr>
+        <w:pStyle w:val="Heading3"/>
+      </w:pPr>
+      <w:r>
         <w:t>Practice 2: explain the deciding evidence</w:t>
       </w:r>
     </w:p>
     <w:p>
-      <w:r>
-        <w:t>Changed-case practice: Change the third claim to “the record does not assess suitability”. Which conclusion is supported by the supplied facts?</w:t>
-      </w:r>
-    </w:p>
-    <w:p>
-      <w:r>
+      <w:pPr>
+        <w:pStyle w:val="Heading3"/>
+      </w:pPr>
+      <w:r>
+        <w:t>Changed case · predict first</w:t>
+      </w:r>
+    </w:p>
+    <w:p>
+      <w:pPr>
+        <w:spacing w:line="336" w:lineRule="auto" w:after="180"/>
+        <w:shd w:fill="F5F1FB"/>
+      </w:pPr>
+      <w:r>
+        <w:rPr>
+          <w:b w:val="0"/>
+        </w:rPr>
+        <w:t xml:space="preserve">Changed-case practice: Change the third </w:t>
+      </w:r>
+      <w:r>
+        <w:rPr>
+          <w:b/>
+        </w:rPr>
+        <w:t>claim</w:t>
+      </w:r>
+      <w:r>
+        <w:rPr>
+          <w:b w:val="0"/>
+        </w:rPr>
+        <w:t xml:space="preserve"> to “the record does not assess suitability”. Which conclusion is supported by the supplied facts?</w:t>
+      </w:r>
+    </w:p>
+    <w:p>
+      <w:pPr>
+        <w:spacing w:line="336" w:lineRule="auto" w:after="180"/>
+        <w:shd w:fill="F4F9FC"/>
+      </w:pPr>
+      <w:r>
+        <w:rPr>
+          <w:b w:val="0"/>
+        </w:rPr>
         <w:t>1. That statement accurately describes the supplied record’s limits.</w:t>
       </w:r>
     </w:p>
     <w:p>
-      <w:r>
-        <w:t>2. This one example guarantees correct results for every future input.</w:t>
-      </w:r>
-    </w:p>
-    <w:p>
-      <w:r>
-        <w:t>3. We can decide the result without examining the changed input or the procedure.</w:t>
+      <w:pPr>
+        <w:spacing w:line="336" w:lineRule="auto" w:after="180"/>
+        <w:shd w:fill="F4F9FC"/>
+      </w:pPr>
+      <w:r>
+        <w:rPr>
+          <w:b w:val="0"/>
+        </w:rPr>
+        <w:t xml:space="preserve">2. This one example guarantees correct results for every future </w:t>
+      </w:r>
+      <w:r>
+        <w:rPr>
+          <w:b/>
+        </w:rPr>
+        <w:t>input</w:t>
+      </w:r>
+      <w:r>
+        <w:rPr>
+          <w:b w:val="0"/>
+        </w:rPr>
+        <w:t>.</w:t>
+      </w:r>
+    </w:p>
+    <w:p>
+      <w:pPr>
+        <w:spacing w:line="336" w:lineRule="auto" w:after="180"/>
+        <w:shd w:fill="F4F9FC"/>
+      </w:pPr>
+      <w:r>
+        <w:rPr>
+          <w:b w:val="0"/>
+        </w:rPr>
+        <w:t xml:space="preserve">3. We can decide the result without examining the changed </w:t>
+      </w:r>
+      <w:r>
+        <w:rPr>
+          <w:b/>
+        </w:rPr>
+        <w:t>input</w:t>
+      </w:r>
+      <w:r>
+        <w:rPr>
+          <w:b w:val="0"/>
+        </w:rPr>
+        <w:t xml:space="preserve"> or the procedure.</w:t>
       </w:r>
     </w:p>
     <w:p>
@@ -4180,12 +6999,42 @@
       </w:r>
     </w:p>
     <w:p>
-      <w:r>
+      <w:pPr>
+        <w:pStyle w:val="Heading3"/>
+      </w:pPr>
+      <w:r>
+        <w:t>Hint · try first</w:t>
+      </w:r>
+    </w:p>
+    <w:p>
+      <w:pPr>
+        <w:spacing w:line="336" w:lineRule="auto" w:after="180"/>
+        <w:shd w:fill="F1F6F8"/>
+      </w:pPr>
+      <w:r>
+        <w:rPr>
+          <w:b w:val="0"/>
+        </w:rPr>
         <w:t>Hint if needed: Use the changed condition and the deciding step in the pictorial trace. The answer must say what follows from those facts.</w:t>
       </w:r>
     </w:p>
     <w:p>
-      <w:r>
+      <w:pPr>
+        <w:pStyle w:val="Heading3"/>
+      </w:pPr>
+      <w:r>
+        <w:t>Feedback · compare after trying</w:t>
+      </w:r>
+    </w:p>
+    <w:p>
+      <w:pPr>
+        <w:spacing w:line="336" w:lineRule="auto" w:after="180"/>
+        <w:shd w:fill="F1F6FC"/>
+      </w:pPr>
+      <w:r>
+        <w:rPr>
+          <w:b w:val="0"/>
+        </w:rPr>
         <w:t>After your attempt, compare with the supported explanation: That statement accurately describes the supplied record’s limits. R gives pages and shelf only; it contains no suitability assessment.</w:t>
       </w:r>
     </w:p>
@@ -4198,17 +7047,93 @@
       </w:r>
     </w:p>
     <w:p>
-      <w:r>
-        <w:t>Review Prompt Experiments (ai-2/28). Goal: Explain the mechanism and terminology of controlled prompt experiments. Short practice: Name the case P passes and Q fails, and explain why it matters.. Return to this week and explain what you changed.</w:t>
-      </w:r>
-    </w:p>
-    <w:p>
-      <w:r>
-        <w:t>Review Image and Voice Pipelines (ai-2/26). Goal: Explain the mechanism and terminology of speech pipelines and multimodal evidence. Short practice: Which stage first fails, and why should the faulty transcript not be silently overwritten?. Return to this week and explain what you changed.</w:t>
-      </w:r>
-    </w:p>
-    <w:p>
-      <w:r>
+      <w:pPr>
+        <w:spacing w:line="336" w:lineRule="auto" w:after="180"/>
+      </w:pPr>
+      <w:r>
+        <w:rPr>
+          <w:b w:val="0"/>
+        </w:rPr>
+        <w:t xml:space="preserve">Review Prompt Experiments (ai-2/28). Goal: Explain the </w:t>
+      </w:r>
+      <w:r>
+        <w:rPr>
+          <w:b/>
+        </w:rPr>
+        <w:t>mechanism</w:t>
+      </w:r>
+      <w:r>
+        <w:rPr>
+          <w:b w:val="0"/>
+        </w:rPr>
+        <w:t xml:space="preserve"> and terminology of controlled prompt experiments. Short practice: Name the case P passes and Q fails, and explain why it matters..</w:t>
+      </w:r>
+    </w:p>
+    <w:p>
+      <w:pPr>
+        <w:spacing w:line="336" w:lineRule="auto" w:after="180"/>
+      </w:pPr>
+      <w:r>
+        <w:rPr>
+          <w:b w:val="0"/>
+        </w:rPr>
+        <w:t>Return to this week and explain what you changed.</w:t>
+      </w:r>
+    </w:p>
+    <w:p>
+      <w:pPr>
+        <w:spacing w:line="336" w:lineRule="auto" w:after="180"/>
+      </w:pPr>
+      <w:r>
+        <w:rPr>
+          <w:b w:val="0"/>
+        </w:rPr>
+        <w:t xml:space="preserve">Review Image and Voice Pipelines (ai-2/26). Goal: Explain the </w:t>
+      </w:r>
+      <w:r>
+        <w:rPr>
+          <w:b/>
+        </w:rPr>
+        <w:t>mechanism</w:t>
+      </w:r>
+      <w:r>
+        <w:rPr>
+          <w:b w:val="0"/>
+        </w:rPr>
+        <w:t xml:space="preserve"> and terminology of speech pipelines and multimodal </w:t>
+      </w:r>
+      <w:r>
+        <w:rPr>
+          <w:b/>
+        </w:rPr>
+        <w:t>evidence</w:t>
+      </w:r>
+      <w:r>
+        <w:rPr>
+          <w:b w:val="0"/>
+        </w:rPr>
+        <w:t>.</w:t>
+      </w:r>
+    </w:p>
+    <w:p>
+      <w:pPr>
+        <w:spacing w:line="336" w:lineRule="auto" w:after="180"/>
+      </w:pPr>
+      <w:r>
+        <w:rPr>
+          <w:b w:val="0"/>
+        </w:rPr>
+        <w:t>Short practice: Which stage first fails, and why should the faulty transcript not be silently overwritten?. Return to this week and explain what you changed.</w:t>
+      </w:r>
+    </w:p>
+    <w:p>
+      <w:pPr>
+        <w:spacing w:line="336" w:lineRule="auto" w:after="180"/>
+      </w:pPr>
+      <w:r>
+        <w:rPr>
+          <w:b w:val="0"/>
+        </w:rPr>
         <w:t>Review Recommendation Scores (ai-2/23). Goal: Compute a weighted score. Short practice: Why does B not become the winner when its score is largest?. Return to this week and explain what you changed.</w:t>
       </w:r>
     </w:p>
@@ -4221,8 +7146,765 @@
       </w:r>
     </w:p>
     <w:p>
-      <w:r>
-        <w:t>Use Download completed work in the hosted lesson to export your answers, reflections, practice feedback and code-run evidence. Open the HTML copy to read or print it. Drafts stay in this browser when storage is available; clear drafts on a shared device.</w:t>
+      <w:pPr>
+        <w:spacing w:line="336" w:lineRule="auto" w:after="180"/>
+      </w:pPr>
+      <w:r>
+        <w:rPr>
+          <w:b w:val="0"/>
+        </w:rPr>
+        <w:t xml:space="preserve">Use Download completed work in the hosted lesson to export your answers, reflections, practice feedback and code-run </w:t>
+      </w:r>
+      <w:r>
+        <w:rPr>
+          <w:b/>
+        </w:rPr>
+        <w:t>evidence</w:t>
+      </w:r>
+      <w:r>
+        <w:rPr>
+          <w:b w:val="0"/>
+        </w:rPr>
+        <w:t>. Open the HTML copy to read or print it.</w:t>
+      </w:r>
+    </w:p>
+    <w:p>
+      <w:pPr>
+        <w:spacing w:line="336" w:lineRule="auto" w:after="180"/>
+      </w:pPr>
+      <w:r>
+        <w:rPr>
+          <w:b w:val="0"/>
+        </w:rPr>
+        <w:t>Drafts stay in this browser when storage is available; clear drafts on a shared device.</w:t>
+      </w:r>
+    </w:p>
+    <w:p>
+      <w:pPr>
+        <w:pStyle w:val="Heading1"/>
+      </w:pPr>
+      <w:r>
+        <w:t>18. Visual concept journey</w:t>
+      </w:r>
+    </w:p>
+    <w:p>
+      <w:r>
+        <w:t>Explain each Evidence and Sources graphic using its labels, deciding evidence and relevant limitation.</w:t>
+      </w:r>
+    </w:p>
+    <w:p>
+      <w:pPr>
+        <w:pStyle w:val="Heading3"/>
+      </w:pPr>
+      <w:r>
+        <w:t>01. Evidence and Sources: the case</w:t>
+      </w:r>
+    </w:p>
+    <w:p>
+      <w:r>
+        <w:drawing>
+          <wp:inline xmlns:a="http://schemas.openxmlformats.org/drawingml/2006/main" xmlns:pic="http://schemas.openxmlformats.org/drawingml/2006/picture">
+            <wp:extent cx="5486400" cy="2840736"/>
+            <wp:docPr id="23" name="Picture 23" descr="A fictional catalogue answer contains three factual statements and cites existing records. Supplied facts: Record R: book Ocean Maps has 80 pages and is available on shelf 2. Claims: 80 pages [R]; shelf 2 [R]; suitable for every child [R]. All three citations resolve to R."/>
+            <wp:cNvGraphicFramePr>
+              <a:graphicFrameLocks noChangeAspect="1"/>
+            </wp:cNvGraphicFramePr>
+            <a:graphic>
+              <a:graphicData uri="http://schemas.openxmlformats.org/drawingml/2006/picture">
+                <pic:pic>
+                  <pic:nvPicPr>
+                    <pic:cNvPr id="0" name="academy-story-ai-2-29-01.png"/>
+                    <pic:cNvPicPr/>
+                  </pic:nvPicPr>
+                  <pic:blipFill>
+                    <a:blip r:embed="rId30"/>
+                    <a:stretch>
+                      <a:fillRect/>
+                    </a:stretch>
+                  </pic:blipFill>
+                  <pic:spPr>
+                    <a:xfrm>
+                      <a:off x="0" y="0"/>
+                      <a:ext cx="5486400" cy="2840736"/>
+                    </a:xfrm>
+                    <a:prstGeom prst="rect"/>
+                  </pic:spPr>
+                </pic:pic>
+              </a:graphicData>
+            </a:graphic>
+          </wp:inline>
+        </w:drawing>
+      </w:r>
+    </w:p>
+    <w:p>
+      <w:pPr>
+        <w:spacing w:line="336" w:lineRule="auto" w:after="180"/>
+      </w:pPr>
+      <w:r>
+        <w:rPr>
+          <w:b w:val="0"/>
+        </w:rPr>
+        <w:t>A fictional catalogue answer contains three factual statements and cites existing records. Supplied facts: Record R: book Ocean Maps has 80 pages and is available on shelf 2.</w:t>
+      </w:r>
+    </w:p>
+    <w:p>
+      <w:pPr>
+        <w:spacing w:line="336" w:lineRule="auto" w:after="180"/>
+      </w:pPr>
+      <w:r>
+        <w:rPr>
+          <w:b/>
+        </w:rPr>
+        <w:t>Claim</w:t>
+      </w:r>
+      <w:r>
+        <w:rPr>
+          <w:b w:val="0"/>
+        </w:rPr>
+        <w:t>s: 80 pages [R]; shelf 2 [R]; suitable for every child [R]. All three citations resolve to R.</w:t>
+      </w:r>
+    </w:p>
+    <w:p>
+      <w:pPr>
+        <w:spacing w:line="336" w:lineRule="auto" w:after="180"/>
+        <w:shd w:fill="F5F1FB"/>
+      </w:pPr>
+      <w:r>
+        <w:rPr>
+          <w:b w:val="0"/>
+        </w:rPr>
+        <w:t>Point to the given fact that matters most. Explain why it matters.</w:t>
+      </w:r>
+    </w:p>
+    <w:p>
+      <w:pPr>
+        <w:pStyle w:val="Heading3"/>
+      </w:pPr>
+      <w:r>
+        <w:t>02. Follow the deciding steps</w:t>
+      </w:r>
+    </w:p>
+    <w:p>
+      <w:r>
+        <w:drawing>
+          <wp:inline xmlns:a="http://schemas.openxmlformats.org/drawingml/2006/main" xmlns:pic="http://schemas.openxmlformats.org/drawingml/2006/picture">
+            <wp:extent cx="5486400" cy="4005072"/>
+            <wp:docPr id="24" name="Picture 24" descr="Break into claims: Count three factual claims rather than treating the answer as one blob. → Check links: All three citation links resolve to the intended R. → Check exact source support: R supports page count and shelf, not universal suitability. → Report separately: Citation presence 3/3; link validity 3/3; supported claims 2/3."/>
+            <wp:cNvGraphicFramePr>
+              <a:graphicFrameLocks noChangeAspect="1"/>
+            </wp:cNvGraphicFramePr>
+            <a:graphic>
+              <a:graphicData uri="http://schemas.openxmlformats.org/drawingml/2006/picture">
+                <pic:pic>
+                  <pic:nvPicPr>
+                    <pic:cNvPr id="0" name="academy-story-ai-2-29-02.png"/>
+                    <pic:cNvPicPr/>
+                  </pic:nvPicPr>
+                  <pic:blipFill>
+                    <a:blip r:embed="rId31"/>
+                    <a:stretch>
+                      <a:fillRect/>
+                    </a:stretch>
+                  </pic:blipFill>
+                  <pic:spPr>
+                    <a:xfrm>
+                      <a:off x="0" y="0"/>
+                      <a:ext cx="5486400" cy="4005072"/>
+                    </a:xfrm>
+                    <a:prstGeom prst="rect"/>
+                  </pic:spPr>
+                </pic:pic>
+              </a:graphicData>
+            </a:graphic>
+          </wp:inline>
+        </w:drawing>
+      </w:r>
+    </w:p>
+    <w:p>
+      <w:pPr>
+        <w:spacing w:line="336" w:lineRule="auto" w:after="180"/>
+      </w:pPr>
+      <w:r>
+        <w:rPr>
+          <w:b w:val="0"/>
+        </w:rPr>
+        <w:t xml:space="preserve">Break into </w:t>
+      </w:r>
+      <w:r>
+        <w:rPr>
+          <w:b/>
+        </w:rPr>
+        <w:t>claim</w:t>
+      </w:r>
+      <w:r>
+        <w:rPr>
+          <w:b w:val="0"/>
+        </w:rPr>
+        <w:t xml:space="preserve">s: Count three factual </w:t>
+      </w:r>
+      <w:r>
+        <w:rPr>
+          <w:b/>
+        </w:rPr>
+        <w:t>claim</w:t>
+      </w:r>
+      <w:r>
+        <w:rPr>
+          <w:b w:val="0"/>
+        </w:rPr>
+        <w:t xml:space="preserve">s rather than treating the answer as one blob. → Check links: All three citation links resolve to the intended R. → Check exact </w:t>
+      </w:r>
+      <w:r>
+        <w:rPr>
+          <w:b/>
+        </w:rPr>
+        <w:t>source</w:t>
+      </w:r>
+      <w:r>
+        <w:rPr>
+          <w:b w:val="0"/>
+        </w:rPr>
+        <w:t xml:space="preserve"> support: R supports page count and shelf, not universal suitability. → Report separately: Citation presence 3/3; </w:t>
+      </w:r>
+      <w:r>
+        <w:rPr>
+          <w:b/>
+        </w:rPr>
+        <w:t>link validity</w:t>
+      </w:r>
+      <w:r>
+        <w:rPr>
+          <w:b w:val="0"/>
+        </w:rPr>
+        <w:t xml:space="preserve"> 3/3; supported </w:t>
+      </w:r>
+      <w:r>
+        <w:rPr>
+          <w:b/>
+        </w:rPr>
+        <w:t>claim</w:t>
+      </w:r>
+      <w:r>
+        <w:rPr>
+          <w:b w:val="0"/>
+        </w:rPr>
+        <w:t>s 2/3.</w:t>
+      </w:r>
+    </w:p>
+    <w:p>
+      <w:pPr>
+        <w:spacing w:line="336" w:lineRule="auto" w:after="180"/>
+        <w:shd w:fill="F5F1FB"/>
+      </w:pPr>
+      <w:r>
+        <w:rPr>
+          <w:b w:val="0"/>
+        </w:rPr>
+        <w:t xml:space="preserve">Point to each numbered stage and explain which recorded </w:t>
+      </w:r>
+      <w:r>
+        <w:rPr>
+          <w:b/>
+        </w:rPr>
+        <w:t>input</w:t>
+      </w:r>
+      <w:r>
+        <w:rPr>
+          <w:b w:val="0"/>
+        </w:rPr>
+        <w:t xml:space="preserve"> it uses.</w:t>
+      </w:r>
+    </w:p>
+    <w:p>
+      <w:pPr>
+        <w:pStyle w:val="Heading3"/>
+      </w:pPr>
+      <w:r>
+        <w:t>03. Different citation checks</w:t>
+      </w:r>
+    </w:p>
+    <w:p>
+      <w:r>
+        <w:drawing>
+          <wp:inline xmlns:a="http://schemas.openxmlformats.org/drawingml/2006/main" xmlns:pic="http://schemas.openxmlformats.org/drawingml/2006/picture">
+            <wp:extent cx="5486400" cy="3145536"/>
+            <wp:docPr id="25" name="Picture 25" descr="Different citation checks. Units: percent. Citation presence: 100. Link validity: 100. Claim support: 66.66666666666667."/>
+            <wp:cNvGraphicFramePr>
+              <a:graphicFrameLocks noChangeAspect="1"/>
+            </wp:cNvGraphicFramePr>
+            <a:graphic>
+              <a:graphicData uri="http://schemas.openxmlformats.org/drawingml/2006/picture">
+                <pic:pic>
+                  <pic:nvPicPr>
+                    <pic:cNvPr id="0" name="academy-story-ai-2-29-03.png"/>
+                    <pic:cNvPicPr/>
+                  </pic:nvPicPr>
+                  <pic:blipFill>
+                    <a:blip r:embed="rId32"/>
+                    <a:stretch>
+                      <a:fillRect/>
+                    </a:stretch>
+                  </pic:blipFill>
+                  <pic:spPr>
+                    <a:xfrm>
+                      <a:off x="0" y="0"/>
+                      <a:ext cx="5486400" cy="3145536"/>
+                    </a:xfrm>
+                    <a:prstGeom prst="rect"/>
+                  </pic:spPr>
+                </pic:pic>
+              </a:graphicData>
+            </a:graphic>
+          </wp:inline>
+        </w:drawing>
+      </w:r>
+    </w:p>
+    <w:p>
+      <w:pPr>
+        <w:spacing w:line="336" w:lineRule="auto" w:after="180"/>
+      </w:pPr>
+      <w:r>
+        <w:rPr>
+          <w:b w:val="0"/>
+        </w:rPr>
+        <w:t xml:space="preserve">Different citation checks. Units: percent. Citation presence: 100. </w:t>
+      </w:r>
+      <w:r>
+        <w:rPr>
+          <w:b/>
+        </w:rPr>
+        <w:t>Link validity</w:t>
+      </w:r>
+      <w:r>
+        <w:rPr>
+          <w:b w:val="0"/>
+        </w:rPr>
+        <w:t xml:space="preserve">: 100. </w:t>
+      </w:r>
+      <w:r>
+        <w:rPr>
+          <w:b/>
+        </w:rPr>
+        <w:t>Claim</w:t>
+      </w:r>
+      <w:r>
+        <w:rPr>
+          <w:b w:val="0"/>
+        </w:rPr>
+        <w:t xml:space="preserve"> support: 66.66666666666667.</w:t>
+      </w:r>
+    </w:p>
+    <w:p>
+      <w:pPr>
+        <w:spacing w:line="336" w:lineRule="auto" w:after="180"/>
+        <w:shd w:fill="F5F1FB"/>
+      </w:pPr>
+      <w:r>
+        <w:rPr>
+          <w:b w:val="0"/>
+        </w:rPr>
+        <w:t>Read the labels and values. Explain the relationship the model shows.</w:t>
+      </w:r>
+    </w:p>
+    <w:p>
+      <w:pPr>
+        <w:pStyle w:val="Heading3"/>
+      </w:pPr>
+      <w:r>
+        <w:t>04. Change one thing. Trace what follows.</w:t>
+      </w:r>
+    </w:p>
+    <w:p>
+      <w:r>
+        <w:drawing>
+          <wp:inline xmlns:a="http://schemas.openxmlformats.org/drawingml/2006/main" xmlns:pic="http://schemas.openxmlformats.org/drawingml/2006/picture">
+            <wp:extent cx="5486400" cy="3026664"/>
+            <wp:docPr id="26" name="Picture 26" descr="Original case: Citation presence 3/3; link validity 3/3; supported claims 2/3. Changed condition: Change the third claim to “the record does not assess suitability”. Expected result: That statement accurately describes the supplied record’s limits. Reason: R gives pages and shelf only; it contains no suitability assessment."/>
+            <wp:cNvGraphicFramePr>
+              <a:graphicFrameLocks noChangeAspect="1"/>
+            </wp:cNvGraphicFramePr>
+            <a:graphic>
+              <a:graphicData uri="http://schemas.openxmlformats.org/drawingml/2006/picture">
+                <pic:pic>
+                  <pic:nvPicPr>
+                    <pic:cNvPr id="0" name="academy-story-ai-2-29-04.png"/>
+                    <pic:cNvPicPr/>
+                  </pic:nvPicPr>
+                  <pic:blipFill>
+                    <a:blip r:embed="rId33"/>
+                    <a:stretch>
+                      <a:fillRect/>
+                    </a:stretch>
+                  </pic:blipFill>
+                  <pic:spPr>
+                    <a:xfrm>
+                      <a:off x="0" y="0"/>
+                      <a:ext cx="5486400" cy="3026664"/>
+                    </a:xfrm>
+                    <a:prstGeom prst="rect"/>
+                  </pic:spPr>
+                </pic:pic>
+              </a:graphicData>
+            </a:graphic>
+          </wp:inline>
+        </w:drawing>
+      </w:r>
+    </w:p>
+    <w:p>
+      <w:pPr>
+        <w:spacing w:line="336" w:lineRule="auto" w:after="180"/>
+      </w:pPr>
+      <w:r>
+        <w:rPr>
+          <w:b w:val="0"/>
+        </w:rPr>
+        <w:t xml:space="preserve">Original case: Citation presence 3/3; </w:t>
+      </w:r>
+      <w:r>
+        <w:rPr>
+          <w:b/>
+        </w:rPr>
+        <w:t>link validity</w:t>
+      </w:r>
+      <w:r>
+        <w:rPr>
+          <w:b w:val="0"/>
+        </w:rPr>
+        <w:t xml:space="preserve"> 3/3; supported </w:t>
+      </w:r>
+      <w:r>
+        <w:rPr>
+          <w:b/>
+        </w:rPr>
+        <w:t>claim</w:t>
+      </w:r>
+      <w:r>
+        <w:rPr>
+          <w:b w:val="0"/>
+        </w:rPr>
+        <w:t xml:space="preserve">s 2/3. Changed condition: Change the third </w:t>
+      </w:r>
+      <w:r>
+        <w:rPr>
+          <w:b/>
+        </w:rPr>
+        <w:t>claim</w:t>
+      </w:r>
+      <w:r>
+        <w:rPr>
+          <w:b w:val="0"/>
+        </w:rPr>
+        <w:t xml:space="preserve"> to “the record does not assess suitability”.</w:t>
+      </w:r>
+    </w:p>
+    <w:p>
+      <w:pPr>
+        <w:spacing w:line="336" w:lineRule="auto" w:after="180"/>
+      </w:pPr>
+      <w:r>
+        <w:rPr>
+          <w:b w:val="0"/>
+        </w:rPr>
+        <w:t>Expected result: That statement accurately describes the supplied record’s limits. Reason: R gives pages and shelf only; it contains no suitability assessment.</w:t>
+      </w:r>
+    </w:p>
+    <w:p>
+      <w:pPr>
+        <w:spacing w:line="336" w:lineRule="auto" w:after="180"/>
+        <w:shd w:fill="F5F1FB"/>
+      </w:pPr>
+      <w:r>
+        <w:rPr>
+          <w:b w:val="0"/>
+        </w:rPr>
+        <w:t>Predict before checking the worked changed-case result. Name what changed and what the supplied facts allow you to conclude.</w:t>
+      </w:r>
+    </w:p>
+    <w:p>
+      <w:pPr>
+        <w:pStyle w:val="Heading3"/>
+      </w:pPr>
+      <w:r>
+        <w:t>05. Connect the explanation to its limit</w:t>
+      </w:r>
+    </w:p>
+    <w:p>
+      <w:r>
+        <w:drawing>
+          <wp:inline xmlns:a="http://schemas.openxmlformats.org/drawingml/2006/main" xmlns:pic="http://schemas.openxmlformats.org/drawingml/2006/picture">
+            <wp:extent cx="5486400" cy="2834640"/>
+            <wp:docPr id="27" name="Picture 27" descr="An existing citation is not automatically evidence for every nearby sentence. Read the cited passage and compare its exact scope with the claim. The universal suitability statement extends beyond what R says. Remove or qualify unsupported content; adding more copies of the same link does not create the missing evidence. Limit: Source support is relative to supplied records; those records can themselves be incomplete, outdated or incorrect."/>
+            <wp:cNvGraphicFramePr>
+              <a:graphicFrameLocks noChangeAspect="1"/>
+            </wp:cNvGraphicFramePr>
+            <a:graphic>
+              <a:graphicData uri="http://schemas.openxmlformats.org/drawingml/2006/picture">
+                <pic:pic>
+                  <pic:nvPicPr>
+                    <pic:cNvPr id="0" name="academy-story-ai-2-29-05.png"/>
+                    <pic:cNvPicPr/>
+                  </pic:nvPicPr>
+                  <pic:blipFill>
+                    <a:blip r:embed="rId34"/>
+                    <a:stretch>
+                      <a:fillRect/>
+                    </a:stretch>
+                  </pic:blipFill>
+                  <pic:spPr>
+                    <a:xfrm>
+                      <a:off x="0" y="0"/>
+                      <a:ext cx="5486400" cy="2834640"/>
+                    </a:xfrm>
+                    <a:prstGeom prst="rect"/>
+                  </pic:spPr>
+                </pic:pic>
+              </a:graphicData>
+            </a:graphic>
+          </wp:inline>
+        </w:drawing>
+      </w:r>
+    </w:p>
+    <w:p>
+      <w:pPr>
+        <w:spacing w:line="336" w:lineRule="auto" w:after="180"/>
+      </w:pPr>
+      <w:r>
+        <w:rPr>
+          <w:b w:val="0"/>
+        </w:rPr>
+        <w:t xml:space="preserve">An existing citation is not automatically </w:t>
+      </w:r>
+      <w:r>
+        <w:rPr>
+          <w:b/>
+        </w:rPr>
+        <w:t>evidence</w:t>
+      </w:r>
+      <w:r>
+        <w:rPr>
+          <w:b w:val="0"/>
+        </w:rPr>
+        <w:t xml:space="preserve"> for every nearby sentence. Read the cited passage and compare its exact scope with the </w:t>
+      </w:r>
+      <w:r>
+        <w:rPr>
+          <w:b/>
+        </w:rPr>
+        <w:t>claim</w:t>
+      </w:r>
+      <w:r>
+        <w:rPr>
+          <w:b w:val="0"/>
+        </w:rPr>
+        <w:t>. The universal suitability statement extends beyond what R says.</w:t>
+      </w:r>
+    </w:p>
+    <w:p>
+      <w:pPr>
+        <w:spacing w:line="336" w:lineRule="auto" w:after="180"/>
+      </w:pPr>
+      <w:r>
+        <w:rPr>
+          <w:b w:val="0"/>
+        </w:rPr>
+        <w:t xml:space="preserve">Remove or qualify unsupported content; adding more copies of the same link does not create the missing </w:t>
+      </w:r>
+      <w:r>
+        <w:rPr>
+          <w:b/>
+        </w:rPr>
+        <w:t>evidence</w:t>
+      </w:r>
+      <w:r>
+        <w:rPr>
+          <w:b w:val="0"/>
+        </w:rPr>
+        <w:t>.</w:t>
+      </w:r>
+    </w:p>
+    <w:p>
+      <w:pPr>
+        <w:spacing w:line="336" w:lineRule="auto" w:after="180"/>
+      </w:pPr>
+      <w:r>
+        <w:rPr>
+          <w:b w:val="0"/>
+        </w:rPr>
+        <w:t xml:space="preserve">Limit: </w:t>
+      </w:r>
+      <w:r>
+        <w:rPr>
+          <w:b/>
+        </w:rPr>
+        <w:t>Source</w:t>
+      </w:r>
+      <w:r>
+        <w:rPr>
+          <w:b w:val="0"/>
+        </w:rPr>
+        <w:t xml:space="preserve"> support is relative to supplied records; those records can themselves be incomplete, outdated or incorrect.</w:t>
+      </w:r>
+    </w:p>
+    <w:p>
+      <w:pPr>
+        <w:spacing w:line="336" w:lineRule="auto" w:after="180"/>
+        <w:shd w:fill="F5F1FB"/>
+      </w:pPr>
+      <w:r>
+        <w:rPr>
+          <w:b w:val="0"/>
+        </w:rPr>
+        <w:t xml:space="preserve">Explain the case, then point to a limit on the </w:t>
+      </w:r>
+      <w:r>
+        <w:rPr>
+          <w:b/>
+        </w:rPr>
+        <w:t>claim</w:t>
+      </w:r>
+      <w:r>
+        <w:rPr>
+          <w:b w:val="0"/>
+        </w:rPr>
+        <w:t>.</w:t>
+      </w:r>
+    </w:p>
+    <w:p>
+      <w:pPr>
+        <w:pStyle w:val="Heading3"/>
+      </w:pPr>
+      <w:r>
+        <w:t>06. Make the idea visible in your project</w:t>
+      </w:r>
+    </w:p>
+    <w:p>
+      <w:r>
+        <w:drawing>
+          <wp:inline xmlns:a="http://schemas.openxmlformats.org/drawingml/2006/main" xmlns:pic="http://schemas.openxmlformats.org/drawingml/2006/picture">
+            <wp:extent cx="5486400" cy="3380232"/>
+            <wp:docPr id="28" name="Picture 28" descr="Attach source IDs to recommender explanation facts and separately audit whether each source supports its precise statement. Draw your input, deciding step, result and limit. Supported question: Why is the original answer not fully supported despite having citations on every claim?"/>
+            <wp:cNvGraphicFramePr>
+              <a:graphicFrameLocks noChangeAspect="1"/>
+            </wp:cNvGraphicFramePr>
+            <a:graphic>
+              <a:graphicData uri="http://schemas.openxmlformats.org/drawingml/2006/picture">
+                <pic:pic>
+                  <pic:nvPicPr>
+                    <pic:cNvPr id="0" name="academy-story-ai-2-29-06.png"/>
+                    <pic:cNvPicPr/>
+                  </pic:nvPicPr>
+                  <pic:blipFill>
+                    <a:blip r:embed="rId35"/>
+                    <a:stretch>
+                      <a:fillRect/>
+                    </a:stretch>
+                  </pic:blipFill>
+                  <pic:spPr>
+                    <a:xfrm>
+                      <a:off x="0" y="0"/>
+                      <a:ext cx="5486400" cy="3380232"/>
+                    </a:xfrm>
+                    <a:prstGeom prst="rect"/>
+                  </pic:spPr>
+                </pic:pic>
+              </a:graphicData>
+            </a:graphic>
+          </wp:inline>
+        </w:drawing>
+      </w:r>
+    </w:p>
+    <w:p>
+      <w:pPr>
+        <w:spacing w:line="336" w:lineRule="auto" w:after="180"/>
+      </w:pPr>
+      <w:r>
+        <w:rPr>
+          <w:b w:val="0"/>
+        </w:rPr>
+        <w:t xml:space="preserve">Attach </w:t>
+      </w:r>
+      <w:r>
+        <w:rPr>
+          <w:b/>
+        </w:rPr>
+        <w:t>source</w:t>
+      </w:r>
+      <w:r>
+        <w:rPr>
+          <w:b w:val="0"/>
+        </w:rPr>
+        <w:t xml:space="preserve"> IDs to recommender explanation facts and separately audit whether each </w:t>
+      </w:r>
+      <w:r>
+        <w:rPr>
+          <w:b/>
+        </w:rPr>
+        <w:t>source</w:t>
+      </w:r>
+      <w:r>
+        <w:rPr>
+          <w:b w:val="0"/>
+        </w:rPr>
+        <w:t xml:space="preserve"> supports its precise statement. Draw your </w:t>
+      </w:r>
+      <w:r>
+        <w:rPr>
+          <w:b/>
+        </w:rPr>
+        <w:t>input</w:t>
+      </w:r>
+      <w:r>
+        <w:rPr>
+          <w:b w:val="0"/>
+        </w:rPr>
+        <w:t>, deciding step, result and limit.</w:t>
+      </w:r>
+    </w:p>
+    <w:p>
+      <w:pPr>
+        <w:spacing w:line="336" w:lineRule="auto" w:after="180"/>
+      </w:pPr>
+      <w:r>
+        <w:rPr>
+          <w:b w:val="0"/>
+        </w:rPr>
+        <w:t xml:space="preserve">Supported question: Why is the original answer not fully supported despite having citations on every </w:t>
+      </w:r>
+      <w:r>
+        <w:rPr>
+          <w:b/>
+        </w:rPr>
+        <w:t>claim</w:t>
+      </w:r>
+      <w:r>
+        <w:rPr>
+          <w:b w:val="0"/>
+        </w:rPr>
+        <w:t>?</w:t>
+      </w:r>
+    </w:p>
+    <w:p>
+      <w:pPr>
+        <w:spacing w:line="336" w:lineRule="auto" w:after="180"/>
+        <w:shd w:fill="F5F1FB"/>
+      </w:pPr>
+      <w:r>
+        <w:rPr>
+          <w:b w:val="0"/>
+        </w:rPr>
+        <w:t xml:space="preserve">Draw your project trace and justify the deciding step using </w:t>
+      </w:r>
+      <w:r>
+        <w:rPr>
+          <w:b/>
+        </w:rPr>
+        <w:t>evidence</w:t>
+      </w:r>
+      <w:r>
+        <w:rPr>
+          <w:b w:val="0"/>
+        </w:rPr>
+        <w:t>.</w:t>
       </w:r>
     </w:p>
     <w:sectPr>
